--- a/_specs/samozanyatye/templates/dogovor-uslug.docx
+++ b/_specs/samozanyatye/templates/dogovor-uslug.docx
@@ -10,38 +10,11 @@
           <w:lang w:val="ru-RU"/>
         </w:rPr>
       </w:pPr>
-      <w:proofErr w:type="gramStart"/>
-      <w:r>
-        <w:rPr>
-          <w:b/>
-          <w:color w:val="000000"/>
-        </w:rPr>
-        <w:t>J</w:t>
-      </w:r>
-      <w:r>
-        <w:rPr>
-          <w:b/>
-          <w:color w:val="000000"/>
-          <w:lang w:val="ru-RU"/>
-        </w:rPr>
-        <w:t>,</w:t>
-      </w:r>
-      <w:r>
-        <w:rPr>
-          <w:b/>
-          <w:color w:val="000000"/>
-          <w:lang w:val="ru-RU"/>
-        </w:rPr>
-        <w:t>ДОГОВОР</w:t>
-      </w:r>
-      <w:proofErr w:type="gramEnd"/>
-      <w:r>
-        <w:rPr>
-          <w:b/>
-          <w:color w:val="000000"/>
-          <w:lang w:val="ru-RU"/>
-        </w:rPr>
-        <w:t xml:space="preserve"> ВОЗМЕЗДНОГО ОКАЗАНИЯ УСЛУГ №01.03.2026/4_03_011</w:t>
+      <w:r>
+        <w:rPr>
+          <w:lang w:val="ru-RU"/>
+        </w:rPr>
+        <w:t xml:space="preserve">ДОГОВОР ВОЗМЕЗДНОГО ОКАЗАНИЯ УСЛУГ № [номер договора]</w:t>
       </w:r>
     </w:p>
     <w:p>
@@ -59,37 +32,11 @@
           <w:lang w:val="ru-RU"/>
         </w:rPr>
       </w:pPr>
-      <w:proofErr w:type="spellStart"/>
-      <w:r>
-        <w:rPr>
-          <w:color w:val="000000"/>
-          <w:lang w:val="ru-RU"/>
-        </w:rPr>
-        <w:t>г.Хабаровск</w:t>
-      </w:r>
-      <w:proofErr w:type="spellEnd"/>
-      <w:r>
-        <w:rPr>
-          <w:color w:val="000000"/>
-          <w:lang w:val="ru-RU"/>
-        </w:rPr>
-        <w:t xml:space="preserve">                                                                                                                                                    </w:t>
-      </w:r>
-      <w:proofErr w:type="gramStart"/>
-      <w:r>
-        <w:rPr>
-          <w:color w:val="000000"/>
-          <w:lang w:val="ru-RU"/>
-        </w:rPr>
-        <w:t>1.«</w:t>
-      </w:r>
-      <w:proofErr w:type="gramEnd"/>
-      <w:r>
-        <w:rPr>
-          <w:color w:val="000000"/>
-          <w:lang w:val="ru-RU"/>
-        </w:rPr>
-        <w:t>марта» 2026г.</w:t>
+      <w:r>
+        <w:rPr>
+          <w:lang w:val="ru-RU"/>
+        </w:rPr>
+        <w:t xml:space="preserve">г. Хабаровск                                        [дата подписания]</w:t>
       </w:r>
     </w:p>
     <w:p>
@@ -3055,10 +3002,9 @@
       </w:pPr>
       <w:r>
         <w:rPr>
-          <w:color w:val="000000"/>
-          <w:lang w:val="ru-RU"/>
-        </w:rPr>
-        <w:t>8.1. Договор действует с момента его подписания до 20/01/2026</w:t>
+          <w:lang w:val="ru-RU"/>
+        </w:rPr>
+        <w:t xml:space="preserve">8.1. Договор действует с момента его подписания до [дата окончания договора].</w:t>
       </w:r>
     </w:p>
     <w:p>
@@ -3257,6 +3203,62 @@
       </w:pPr>
       <w:r>
         <w:rPr>
+          <w:lang w:val="ru-RU"/>
+        </w:rPr>
+        <w:t xml:space="preserve">8.5.1. Стороны признают равнозначными документам на бумажном носителе, подписанным собственноручной подписью, документы (Договор, приложения, задания, акты, дополнительные соглашения), подписанные простой электронной подписью в информационной системе Заказчика.</w:t>
+      </w:r>
+    </w:p>
+    <w:p>
+      <w:pPr>
+        <w:spacing w:after="40" w:line="240" w:lineRule="auto"/>
+        <w:rPr>
+          <w:lang w:val="ru-RU"/>
+        </w:rPr>
+      </w:pPr>
+      <w:r>
+        <w:rPr>
+          <w:lang w:val="ru-RU"/>
+        </w:rPr>
+        <w:t xml:space="preserve">8.5.2. Простой электронной подписью Стороны признают одноразовый код, направленный Исполнителю на адрес электронной почты или номер телефона, указанные в разделе 9 Договора, и введенный Исполнителем при подписании документа. Ключом простой электронной подписи является сочетание указанного адреса (номера) и такого кода.</w:t>
+      </w:r>
+    </w:p>
+    <w:p>
+      <w:pPr>
+        <w:spacing w:after="40" w:line="240" w:lineRule="auto"/>
+        <w:rPr>
+          <w:lang w:val="ru-RU"/>
+        </w:rPr>
+      </w:pPr>
+      <w:r>
+        <w:rPr>
+          <w:lang w:val="ru-RU"/>
+        </w:rPr>
+        <w:t xml:space="preserve">8.5.3. Исполнитель обязуется не передавать код третьим лицам и сохранять конфиденциальность доступа к своей электронной почте и номеру телефона, а при их утрате или компрометации — незамедлительно уведомить Заказчика.</w:t>
+      </w:r>
+    </w:p>
+    <w:p>
+      <w:pPr>
+        <w:spacing w:after="40" w:line="240" w:lineRule="auto"/>
+        <w:rPr>
+          <w:lang w:val="ru-RU"/>
+        </w:rPr>
+      </w:pPr>
+      <w:r>
+        <w:rPr>
+          <w:lang w:val="ru-RU"/>
+        </w:rPr>
+        <w:t xml:space="preserve">8.5.4. Информационная система Заказчика фиксирует дату и время подписания, версию подписанного документа, идентификатор Исполнителя, сетевой адрес и сведения об устройстве, с которого выполнено подписание. Указанные сведения признаются Сторонами достаточным подтверждением подписания документа Исполнителем.</w:t>
+      </w:r>
+    </w:p>
+    <w:p>
+      <w:pPr>
+        <w:spacing w:after="40" w:line="240" w:lineRule="auto"/>
+        <w:rPr>
+          <w:lang w:val="ru-RU"/>
+        </w:rPr>
+      </w:pPr>
+      <w:r>
+        <w:rPr>
           <w:color w:val="000000"/>
           <w:lang w:val="ru-RU"/>
         </w:rPr>
@@ -3374,73 +3376,12 @@
           <w:lang w:val="ru-RU"/>
         </w:rPr>
       </w:pPr>
-      <w:proofErr w:type="spellStart"/>
-      <w:proofErr w:type="gramStart"/>
-      <w:r>
-        <w:rPr>
-          <w:color w:val="000000"/>
-          <w:lang w:val="ru-RU"/>
-        </w:rPr>
-        <w:t>Эл.почта</w:t>
-      </w:r>
-      <w:proofErr w:type="spellEnd"/>
-      <w:proofErr w:type="gramEnd"/>
-      <w:r>
-        <w:rPr>
-          <w:color w:val="000000"/>
-          <w:lang w:val="ru-RU"/>
-        </w:rPr>
-        <w:t xml:space="preserve"> Заказчика </w:t>
-      </w:r>
-      <w:r>
-        <w:rPr>
-          <w:color w:val="000000"/>
-        </w:rPr>
-        <w:t>eastside</w:t>
-      </w:r>
-      <w:r>
-        <w:rPr>
-          <w:color w:val="000000"/>
-          <w:lang w:val="ru-RU"/>
-        </w:rPr>
-        <w:t>.</w:t>
-      </w:r>
-      <w:r>
-        <w:rPr>
-          <w:color w:val="000000"/>
-        </w:rPr>
-        <w:t>study</w:t>
-      </w:r>
-      <w:r>
-        <w:rPr>
-          <w:color w:val="000000"/>
-          <w:lang w:val="ru-RU"/>
-        </w:rPr>
-        <w:t>@</w:t>
-      </w:r>
-      <w:proofErr w:type="spellStart"/>
-      <w:r>
-        <w:rPr>
-          <w:color w:val="000000"/>
-        </w:rPr>
-        <w:t>gmail</w:t>
-      </w:r>
-      <w:proofErr w:type="spellEnd"/>
-      <w:r>
-        <w:rPr>
-          <w:color w:val="000000"/>
-          <w:lang w:val="ru-RU"/>
-        </w:rPr>
-        <w:t>.</w:t>
-      </w:r>
-      <w:proofErr w:type="spellStart"/>
-      <w:r>
-        <w:rPr>
-          <w:color w:val="000000"/>
-        </w:rPr>
-        <w:t>ru</w:t>
-      </w:r>
-      <w:proofErr w:type="spellEnd"/>
+      <w:r>
+        <w:rPr>
+          <w:lang w:val="ru-RU"/>
+        </w:rPr>
+        <w:t xml:space="preserve">Эл.почта Заказчика eastside.main@gmail.com</w:t>
+      </w:r>
     </w:p>
     <w:p>
       <w:pPr>
@@ -4081,29 +4022,6 @@
                 <w:sz w:val="20"/>
                 <w:lang w:val="ru-RU"/>
               </w:rPr>
-              <w:t xml:space="preserve">Паспорт: </w:t>
-            </w:r>
-            <w:r>
-              <w:rPr>
-                <w:color w:val="C00000"/>
-                <w:sz w:val="20"/>
-                <w:lang w:val="ru-RU"/>
-              </w:rPr>
-              <w:t>[серия, номер, дата выдачи, орган выдачи, код подразделения]</w:t>
-            </w:r>
-          </w:p>
-          <w:p>
-            <w:pPr>
-              <w:spacing w:line="221" w:lineRule="auto"/>
-              <w:rPr>
-                <w:lang w:val="ru-RU"/>
-              </w:rPr>
-            </w:pPr>
-            <w:r>
-              <w:rPr>
-                <w:sz w:val="20"/>
-                <w:lang w:val="ru-RU"/>
-              </w:rPr>
               <w:t xml:space="preserve">Адрес регистрации: </w:t>
             </w:r>
             <w:r>
@@ -4159,29 +4077,6 @@
                 <w:lang w:val="ru-RU"/>
               </w:rPr>
               <w:t>[наименование банка]</w:t>
-            </w:r>
-          </w:p>
-          <w:p>
-            <w:pPr>
-              <w:spacing w:line="221" w:lineRule="auto"/>
-              <w:rPr>
-                <w:lang w:val="ru-RU"/>
-              </w:rPr>
-            </w:pPr>
-            <w:r>
-              <w:rPr>
-                <w:sz w:val="20"/>
-                <w:lang w:val="ru-RU"/>
-              </w:rPr>
-              <w:t xml:space="preserve">Корр. счет: </w:t>
-            </w:r>
-            <w:r>
-              <w:rPr>
-                <w:color w:val="C00000"/>
-                <w:sz w:val="20"/>
-                <w:lang w:val="ru-RU"/>
-              </w:rPr>
-              <w:t>[корреспондентский счет]</w:t>
             </w:r>
           </w:p>
           <w:p>
@@ -5621,29 +5516,6 @@
                 <w:sz w:val="20"/>
                 <w:lang w:val="ru-RU"/>
               </w:rPr>
-              <w:t xml:space="preserve">Паспорт: </w:t>
-            </w:r>
-            <w:r>
-              <w:rPr>
-                <w:color w:val="C00000"/>
-                <w:sz w:val="20"/>
-                <w:lang w:val="ru-RU"/>
-              </w:rPr>
-              <w:t>[серия, номер, дата выдачи, орган выдачи, код подразделения]</w:t>
-            </w:r>
-          </w:p>
-          <w:p>
-            <w:pPr>
-              <w:spacing w:line="221" w:lineRule="auto"/>
-              <w:rPr>
-                <w:lang w:val="ru-RU"/>
-              </w:rPr>
-            </w:pPr>
-            <w:r>
-              <w:rPr>
-                <w:sz w:val="20"/>
-                <w:lang w:val="ru-RU"/>
-              </w:rPr>
               <w:t xml:space="preserve">Адрес регистрации: </w:t>
             </w:r>
             <w:r>
@@ -5699,29 +5571,6 @@
                 <w:lang w:val="ru-RU"/>
               </w:rPr>
               <w:t>[наименование банка]</w:t>
-            </w:r>
-          </w:p>
-          <w:p>
-            <w:pPr>
-              <w:spacing w:line="221" w:lineRule="auto"/>
-              <w:rPr>
-                <w:lang w:val="ru-RU"/>
-              </w:rPr>
-            </w:pPr>
-            <w:r>
-              <w:rPr>
-                <w:sz w:val="20"/>
-                <w:lang w:val="ru-RU"/>
-              </w:rPr>
-              <w:t xml:space="preserve">Корр. счет: </w:t>
-            </w:r>
-            <w:r>
-              <w:rPr>
-                <w:color w:val="C00000"/>
-                <w:sz w:val="20"/>
-                <w:lang w:val="ru-RU"/>
-              </w:rPr>
-              <w:t>[корреспондентский счет]</w:t>
             </w:r>
           </w:p>
           <w:p>

--- a/_specs/samozanyatye/templates/dogovor-uslug.docx
+++ b/_specs/samozanyatye/templates/dogovor-uslug.docx
@@ -4022,6 +4022,29 @@
                 <w:sz w:val="20"/>
                 <w:lang w:val="ru-RU"/>
               </w:rPr>
+              <w:t xml:space="preserve">Паспорт: </w:t>
+            </w:r>
+            <w:r>
+              <w:rPr>
+                <w:color w:val="C00000"/>
+                <w:sz w:val="20"/>
+                <w:lang w:val="ru-RU"/>
+              </w:rPr>
+              <w:t>[серия, номер, дата выдачи, орган выдачи, код подразделения]</w:t>
+            </w:r>
+          </w:p>
+          <w:p>
+            <w:pPr>
+              <w:spacing w:line="221" w:lineRule="auto"/>
+              <w:rPr>
+                <w:lang w:val="ru-RU"/>
+              </w:rPr>
+            </w:pPr>
+            <w:r>
+              <w:rPr>
+                <w:sz w:val="20"/>
+                <w:lang w:val="ru-RU"/>
+              </w:rPr>
               <w:t xml:space="preserve">Адрес регистрации: </w:t>
             </w:r>
             <w:r>
@@ -4077,6 +4100,29 @@
                 <w:lang w:val="ru-RU"/>
               </w:rPr>
               <w:t>[наименование банка]</w:t>
+            </w:r>
+          </w:p>
+          <w:p>
+            <w:pPr>
+              <w:spacing w:line="221" w:lineRule="auto"/>
+              <w:rPr>
+                <w:lang w:val="ru-RU"/>
+              </w:rPr>
+            </w:pPr>
+            <w:r>
+              <w:rPr>
+                <w:sz w:val="20"/>
+                <w:lang w:val="ru-RU"/>
+              </w:rPr>
+              <w:t xml:space="preserve">Корр. счет: </w:t>
+            </w:r>
+            <w:r>
+              <w:rPr>
+                <w:color w:val="C00000"/>
+                <w:sz w:val="20"/>
+                <w:lang w:val="ru-RU"/>
+              </w:rPr>
+              <w:t>[корреспондентский счет]</w:t>
             </w:r>
           </w:p>
           <w:p>
@@ -5516,6 +5562,29 @@
                 <w:sz w:val="20"/>
                 <w:lang w:val="ru-RU"/>
               </w:rPr>
+              <w:t xml:space="preserve">Паспорт: </w:t>
+            </w:r>
+            <w:r>
+              <w:rPr>
+                <w:color w:val="C00000"/>
+                <w:sz w:val="20"/>
+                <w:lang w:val="ru-RU"/>
+              </w:rPr>
+              <w:t>[серия, номер, дата выдачи, орган выдачи, код подразделения]</w:t>
+            </w:r>
+          </w:p>
+          <w:p>
+            <w:pPr>
+              <w:spacing w:line="221" w:lineRule="auto"/>
+              <w:rPr>
+                <w:lang w:val="ru-RU"/>
+              </w:rPr>
+            </w:pPr>
+            <w:r>
+              <w:rPr>
+                <w:sz w:val="20"/>
+                <w:lang w:val="ru-RU"/>
+              </w:rPr>
               <w:t xml:space="preserve">Адрес регистрации: </w:t>
             </w:r>
             <w:r>
@@ -5571,6 +5640,29 @@
                 <w:lang w:val="ru-RU"/>
               </w:rPr>
               <w:t>[наименование банка]</w:t>
+            </w:r>
+          </w:p>
+          <w:p>
+            <w:pPr>
+              <w:spacing w:line="221" w:lineRule="auto"/>
+              <w:rPr>
+                <w:lang w:val="ru-RU"/>
+              </w:rPr>
+            </w:pPr>
+            <w:r>
+              <w:rPr>
+                <w:sz w:val="20"/>
+                <w:lang w:val="ru-RU"/>
+              </w:rPr>
+              <w:t xml:space="preserve">Корр. счет: </w:t>
+            </w:r>
+            <w:r>
+              <w:rPr>
+                <w:color w:val="C00000"/>
+                <w:sz w:val="20"/>
+                <w:lang w:val="ru-RU"/>
+              </w:rPr>
+              <w:t>[корреспондентский счет]</w:t>
             </w:r>
           </w:p>
           <w:p>

--- a/_specs/samozanyatye/templates/dogovor-uslug.docx
+++ b/_specs/samozanyatye/templates/dogovor-uslug.docx
@@ -3016,42 +3016,9 @@
       </w:pPr>
       <w:r>
         <w:rPr>
-          <w:color w:val="000000"/>
-          <w:lang w:val="ru-RU"/>
-        </w:rPr>
-        <w:t>8.2. В случае, если за 30 (тридцать) календарных дней до истечения его срока, ни одна</w:t>
-      </w:r>
-    </w:p>
-    <w:p>
-      <w:pPr>
-        <w:spacing w:after="40" w:line="240" w:lineRule="auto"/>
-        <w:jc w:val="both"/>
-        <w:rPr>
-          <w:lang w:val="ru-RU"/>
-        </w:rPr>
-      </w:pPr>
-      <w:r>
-        <w:rPr>
-          <w:color w:val="000000"/>
-          <w:lang w:val="ru-RU"/>
-        </w:rPr>
-        <w:t>из Сторон не заявит письменное намерение расторгнуть настоящий Договор, он</w:t>
-      </w:r>
-    </w:p>
-    <w:p>
-      <w:pPr>
-        <w:spacing w:after="40" w:line="240" w:lineRule="auto"/>
-        <w:jc w:val="both"/>
-        <w:rPr>
-          <w:lang w:val="ru-RU"/>
-        </w:rPr>
-      </w:pPr>
-      <w:r>
-        <w:rPr>
-          <w:color w:val="000000"/>
-          <w:lang w:val="ru-RU"/>
-        </w:rPr>
-        <w:t>пролонгируется на следующий календарный год на тех же условиях.</w:t>
+          <w:lang w:val="ru-RU"/>
+        </w:rPr>
+        <w:t xml:space="preserve">8.2. Если за 14 (четырнадцать) календарных дней до истечения срока Договора ни одна из Сторон не заявит письменное намерение его расторгнуть, Договор продлевается на следующие 3 (три) месяца на тех же условиях. Количество продлений не ограничено.</w:t>
       </w:r>
     </w:p>
     <w:p>

--- a/_specs/samozanyatye/templates/dogovor-uslug.docx
+++ b/_specs/samozanyatye/templates/dogovor-uslug.docx
@@ -221,6 +221,34 @@
       </w:pPr>
       <w:r>
         <w:rPr>
+          <w:lang w:val="ru-RU"/>
+        </w:rPr>
+        <w:t xml:space="preserve">1.1.1. Заданием Стороны признают поручение Заказчика, размещенное в информационной системе Заказчика, с указанием состава услуг, требуемого результата, объема, стоимости и срока оказания. Задание считается принятым Исполнителем с момента подтверждения им Задания в информационной системе. Задания являются неотъемлемой частью Договора.</w:t>
+      </w:r>
+    </w:p>
+    <w:p>
+      <w:pPr>
+        <w:spacing w:after="40" w:line="240" w:lineRule="auto"/>
+        <w:rPr>
+          <w:lang w:val="ru-RU"/>
+        </w:rPr>
+      </w:pPr>
+      <w:r>
+        <w:rPr>
+          <w:lang w:val="ru-RU"/>
+        </w:rPr>
+        <w:t xml:space="preserve">1.1.2. Текущие рабочие поручения и планы работ (в том числе дневные, недельные и месячные), не содержащие требуемого результата и его стоимости, Заданиями не являются, самостоятельной оплате не подлежат и в Акт приема-передачи оказанных услуг не включаются.</w:t>
+      </w:r>
+    </w:p>
+    <w:p>
+      <w:pPr>
+        <w:spacing w:after="40" w:line="240" w:lineRule="auto"/>
+        <w:rPr>
+          <w:lang w:val="ru-RU"/>
+        </w:rPr>
+      </w:pPr>
+      <w:r>
+        <w:rPr>
           <w:color w:val="000000"/>
           <w:lang w:val="ru-RU"/>
         </w:rPr>
@@ -793,70 +821,9 @@
       </w:pPr>
       <w:r>
         <w:rPr>
-          <w:color w:val="000000"/>
-          <w:lang w:val="ru-RU"/>
-        </w:rPr>
-        <w:t>2.1.13. Своевременно, не позднее 3 (третьего) числа каждого месяца действия</w:t>
-      </w:r>
-    </w:p>
-    <w:p>
-      <w:pPr>
-        <w:spacing w:after="40" w:line="240" w:lineRule="auto"/>
-        <w:rPr>
-          <w:lang w:val="ru-RU"/>
-        </w:rPr>
-      </w:pPr>
-      <w:r>
-        <w:rPr>
-          <w:color w:val="000000"/>
-          <w:lang w:val="ru-RU"/>
-        </w:rPr>
-        <w:t>Договора, предоставлять Заказчику Акты приема-передачи оказанных услуг, содержащие</w:t>
-      </w:r>
-    </w:p>
-    <w:p>
-      <w:pPr>
-        <w:spacing w:after="40" w:line="240" w:lineRule="auto"/>
-        <w:rPr>
-          <w:lang w:val="ru-RU"/>
-        </w:rPr>
-      </w:pPr>
-      <w:r>
-        <w:rPr>
-          <w:color w:val="000000"/>
-          <w:lang w:val="ru-RU"/>
-        </w:rPr>
-        <w:t>информацию о видах и объемах оказанных услуг за прошедший расчетный период.</w:t>
-      </w:r>
-    </w:p>
-    <w:p>
-      <w:pPr>
-        <w:spacing w:after="40" w:line="240" w:lineRule="auto"/>
-        <w:rPr>
-          <w:lang w:val="ru-RU"/>
-        </w:rPr>
-      </w:pPr>
-      <w:r>
-        <w:rPr>
-          <w:color w:val="000000"/>
-          <w:lang w:val="ru-RU"/>
-        </w:rPr>
-        <w:t>Расчетным периодом является календарный месяц предыдущего месяца действия</w:t>
-      </w:r>
-    </w:p>
-    <w:p>
-      <w:pPr>
-        <w:spacing w:after="40" w:line="240" w:lineRule="auto"/>
-        <w:rPr>
-          <w:lang w:val="ru-RU"/>
-        </w:rPr>
-      </w:pPr>
-      <w:r>
-        <w:rPr>
-          <w:color w:val="000000"/>
-          <w:lang w:val="ru-RU"/>
-        </w:rPr>
-        <w:t>Договора, в котором Исполнитель фактически оказал услуги.</w:t>
+          <w:lang w:val="ru-RU"/>
+        </w:rPr>
+        <w:t xml:space="preserve">2.1.13. Своевременно, не позднее 3 (третьего) числа каждого месяца действия Договора, предоставлять Заказчику Акт приема-передачи оказанных услуг за прошедший расчетный период. Акт содержит перечень принятых Заказчиком результатов по конкретным Заданиям с указанием объема и стоимости по каждому Заданию. Расчетным периодом является календарный месяц, в котором Исполнитель фактически оказал услуги.</w:t>
       </w:r>
     </w:p>
     <w:p>
@@ -1366,55 +1333,9 @@
       </w:pPr>
       <w:r>
         <w:rPr>
-          <w:color w:val="000000"/>
-          <w:lang w:val="ru-RU"/>
-        </w:rPr>
-        <w:t>3.3. Исполнитель по итогам расчетного месяца составляет Акт приема-передачи</w:t>
-      </w:r>
-    </w:p>
-    <w:p>
-      <w:pPr>
-        <w:spacing w:after="40" w:line="240" w:lineRule="auto"/>
-        <w:rPr>
-          <w:lang w:val="ru-RU"/>
-        </w:rPr>
-      </w:pPr>
-      <w:r>
-        <w:rPr>
-          <w:color w:val="000000"/>
-          <w:lang w:val="ru-RU"/>
-        </w:rPr>
-        <w:t>оказанных услуг за расчетный месяц и направляет его Заказчику уполномоченными</w:t>
-      </w:r>
-    </w:p>
-    <w:p>
-      <w:pPr>
-        <w:spacing w:after="40" w:line="240" w:lineRule="auto"/>
-        <w:rPr>
-          <w:lang w:val="ru-RU"/>
-        </w:rPr>
-      </w:pPr>
-      <w:r>
-        <w:rPr>
-          <w:color w:val="000000"/>
-          <w:lang w:val="ru-RU"/>
-        </w:rPr>
-        <w:t>каналами связи. Расчетным месяцем Стороны считают календарный месяц, в котором</w:t>
-      </w:r>
-    </w:p>
-    <w:p>
-      <w:pPr>
-        <w:spacing w:after="40" w:line="240" w:lineRule="auto"/>
-        <w:rPr>
-          <w:lang w:val="ru-RU"/>
-        </w:rPr>
-      </w:pPr>
-      <w:r>
-        <w:rPr>
-          <w:color w:val="000000"/>
-          <w:lang w:val="ru-RU"/>
-        </w:rPr>
-        <w:t>Исполнитель оказывает услуги.</w:t>
+          <w:lang w:val="ru-RU"/>
+        </w:rPr>
+        <w:t xml:space="preserve">3.3. Исполнитель по итогам расчетного месяца составляет Акт приема-передачи оказанных услуг и направляет его Заказчику уполномоченными каналами связи. В Акт включаются только результаты по Заданиям, принятые Заказчиком, с подтверждениями их оказания. Расчетным месяцем Стороны считают календарный месяц, в котором Исполнитель оказывает услуги.</w:t>
       </w:r>
     </w:p>
     <w:p>
@@ -1681,40 +1602,9 @@
       </w:pPr>
       <w:r>
         <w:rPr>
-          <w:color w:val="000000"/>
-          <w:lang w:val="ru-RU"/>
-        </w:rPr>
-        <w:t>3.9. На основании Налогового кодекса Российской Федерации на Исполнителя</w:t>
-      </w:r>
-    </w:p>
-    <w:p>
-      <w:pPr>
-        <w:spacing w:after="40" w:line="240" w:lineRule="auto"/>
-        <w:rPr>
-          <w:lang w:val="ru-RU"/>
-        </w:rPr>
-      </w:pPr>
-      <w:r>
-        <w:rPr>
-          <w:color w:val="000000"/>
-          <w:lang w:val="ru-RU"/>
-        </w:rPr>
-        <w:t>возложена обязанность по исчислению, удержанию и перечислению налога Исполнителем</w:t>
-      </w:r>
-    </w:p>
-    <w:p>
-      <w:pPr>
-        <w:spacing w:after="40" w:line="240" w:lineRule="auto"/>
-        <w:rPr>
-          <w:lang w:val="ru-RU"/>
-        </w:rPr>
-      </w:pPr>
-      <w:r>
-        <w:rPr>
-          <w:color w:val="000000"/>
-          <w:lang w:val="ru-RU"/>
-        </w:rPr>
-        <w:t>в бюджетную систему.</w:t>
+          <w:lang w:val="ru-RU"/>
+        </w:rPr>
+        <w:t xml:space="preserve">3.9. Обязанность по исчислению и уплате налога с дохода, полученного по настоящему Договору, возложена на Исполнителя. Заказчик налоговым агентом по такому доходу не является и налог из суммы оплаты не удерживает.</w:t>
       </w:r>
     </w:p>
     <w:p>

--- a/_specs/samozanyatye/templates/dogovor-uslug.docx
+++ b/_specs/samozanyatye/templates/dogovor-uslug.docx
@@ -823,7 +823,7 @@
         <w:rPr>
           <w:lang w:val="ru-RU"/>
         </w:rPr>
-        <w:t xml:space="preserve">2.1.13. Своевременно, не позднее 3 (третьего) числа каждого месяца действия Договора, предоставлять Заказчику Акт приема-передачи оказанных услуг за прошедший расчетный период. Акт содержит перечень принятых Заказчиком результатов по конкретным Заданиям с указанием объема и стоимости по каждому Заданию. Расчетным периодом является календарный месяц, в котором Исполнитель фактически оказал услуги.</w:t>
+        <w:t xml:space="preserve">2.1.13. Не позднее 5 (пяти) рабочих дней со дня приемки Заказчиком результата по Заданию предоставлять Заказчику Акт приема-передачи оказанных услуг. Акт содержит перечень принятых Заказчиком результатов с указанием объема и стоимости по каждому Заданию; в один Акт могут быть включены несколько принятых Заданий.</w:t>
       </w:r>
     </w:p>
     <w:p>
@@ -1335,7 +1335,7 @@
         <w:rPr>
           <w:lang w:val="ru-RU"/>
         </w:rPr>
-        <w:t xml:space="preserve">3.3. Исполнитель по итогам расчетного месяца составляет Акт приема-передачи оказанных услуг и направляет его Заказчику уполномоченными каналами связи. В Акт включаются только результаты по Заданиям, принятые Заказчиком, с подтверждениями их оказания. Расчетным месяцем Стороны считают календарный месяц, в котором Исполнитель оказывает услуги.</w:t>
+        <w:t xml:space="preserve">3.3. Основанием расчетов является принятое Заказчиком Задание. Исполнитель составляет Акт приема-передачи оказанных услуг по каждому принятому Заданию либо по группе принятых Заданий и направляет его Заказчику уполномоченными каналами связи. В Акт включаются только результаты по Заданиям, принятые Заказчиком, с подтверждениями их оказания.</w:t>
       </w:r>
     </w:p>
     <w:p>
@@ -1512,25 +1512,9 @@
       </w:pPr>
       <w:r>
         <w:rPr>
-          <w:color w:val="000000"/>
-          <w:lang w:val="ru-RU"/>
-        </w:rPr>
-        <w:t>3.6. Заказчик производит оплату услуг по итогам расчетного месяца в течение 15</w:t>
-      </w:r>
-    </w:p>
-    <w:p>
-      <w:pPr>
-        <w:spacing w:after="40" w:line="240" w:lineRule="auto"/>
-        <w:rPr>
-          <w:lang w:val="ru-RU"/>
-        </w:rPr>
-      </w:pPr>
-      <w:r>
-        <w:rPr>
-          <w:color w:val="000000"/>
-          <w:lang w:val="ru-RU"/>
-        </w:rPr>
-        <w:t>(пятнадцати) рабочих дней со дня утверждения Акта приема-передачи оказанных услуг.</w:t>
+          <w:lang w:val="ru-RU"/>
+        </w:rPr>
+        <w:t xml:space="preserve">3.6. Заказчик производит оплату услуг в течение 15 (пятнадцати) рабочих дней со дня утверждения Акта приема-передачи оказанных услуг.</w:t>
       </w:r>
     </w:p>
     <w:p>
@@ -1646,40 +1630,9 @@
       </w:pPr>
       <w:r>
         <w:rPr>
-          <w:color w:val="000000"/>
-          <w:lang w:val="ru-RU"/>
-        </w:rPr>
-        <w:t>3.11. После получения оплаты за оказанные услуги в расчетном месяце, в течение 1</w:t>
-      </w:r>
-    </w:p>
-    <w:p>
-      <w:pPr>
-        <w:spacing w:after="40" w:line="240" w:lineRule="auto"/>
-        <w:rPr>
-          <w:lang w:val="ru-RU"/>
-        </w:rPr>
-      </w:pPr>
-      <w:r>
-        <w:rPr>
-          <w:color w:val="000000"/>
-          <w:lang w:val="ru-RU"/>
-        </w:rPr>
-        <w:t>(одного) рабочего дня Исполнитель направляет Заказчику чек (электронный или</w:t>
-      </w:r>
-    </w:p>
-    <w:p>
-      <w:pPr>
-        <w:spacing w:after="40" w:line="240" w:lineRule="auto"/>
-        <w:rPr>
-          <w:lang w:val="ru-RU"/>
-        </w:rPr>
-      </w:pPr>
-      <w:r>
-        <w:rPr>
-          <w:color w:val="000000"/>
-          <w:lang w:val="ru-RU"/>
-        </w:rPr>
-        <w:t>бумажный), сформированный в специальном приложении ФНС, на сумму такой оплаты.</w:t>
+          <w:lang w:val="ru-RU"/>
+        </w:rPr>
+        <w:t xml:space="preserve">3.11. После получения оплаты за оказанные услуги, в течение 1 (одного) рабочего дня Исполнитель направляет Заказчику чек (электронный или бумажный), сформированный в специальном приложении ФНС, на сумму такой оплаты.</w:t>
       </w:r>
     </w:p>
     <w:p>

--- a/_specs/samozanyatye/templates/dogovor-uslug.docx
+++ b/_specs/samozanyatye/templates/dogovor-uslug.docx
@@ -4528,154 +4528,7 @@
         <w:rPr>
           <w:lang w:val="ru-RU"/>
         </w:rPr>
-        <w:t>1.9.</w:t>
-      </w:r>
-      <w:r>
-        <w:rPr>
-          <w:lang w:val="ru-RU"/>
-        </w:rPr>
-        <w:t xml:space="preserve"> А </w:t>
-      </w:r>
-      <w:proofErr w:type="gramStart"/>
-      <w:r>
-        <w:rPr>
-          <w:lang w:val="ru-RU"/>
-        </w:rPr>
-        <w:t>так же</w:t>
-      </w:r>
-      <w:proofErr w:type="gramEnd"/>
-      <w:r>
-        <w:rPr>
-          <w:lang w:val="ru-RU"/>
-        </w:rPr>
-        <w:t xml:space="preserve"> другие ключевые действия, размещенными на Сайте в сети Интернет по</w:t>
-      </w:r>
-    </w:p>
-    <w:p>
-      <w:pPr>
-        <w:spacing w:after="40" w:line="240" w:lineRule="auto"/>
-        <w:rPr>
-          <w:lang w:val="ru-RU"/>
-        </w:rPr>
-      </w:pPr>
-      <w:r>
-        <w:rPr>
-          <w:lang w:val="ru-RU"/>
-        </w:rPr>
-        <w:t xml:space="preserve">адресу: </w:t>
-      </w:r>
-      <w:proofErr w:type="gramStart"/>
-      <w:r>
-        <w:rPr>
-          <w:lang w:val="ru-RU"/>
-        </w:rPr>
-        <w:t>https://www.notion.so/KPI-2025-2bb3a682e805805eb97cf42d89f5c6ea ,</w:t>
-      </w:r>
-      <w:proofErr w:type="gramEnd"/>
-      <w:r>
-        <w:rPr>
-          <w:lang w:val="ru-RU"/>
-        </w:rPr>
-        <w:t xml:space="preserve"> которая</w:t>
-      </w:r>
-    </w:p>
-    <w:p>
-      <w:pPr>
-        <w:spacing w:after="40" w:line="240" w:lineRule="auto"/>
-        <w:rPr>
-          <w:lang w:val="ru-RU"/>
-        </w:rPr>
-      </w:pPr>
-      <w:r>
-        <w:rPr>
-          <w:lang w:val="ru-RU"/>
-        </w:rPr>
-        <w:t>является неотъемлемой часть настоящего договора. Заказчик вправе в одностороннем</w:t>
-      </w:r>
-    </w:p>
-    <w:p>
-      <w:pPr>
-        <w:spacing w:after="40" w:line="240" w:lineRule="auto"/>
-        <w:rPr>
-          <w:lang w:val="ru-RU"/>
-        </w:rPr>
-      </w:pPr>
-      <w:r>
-        <w:rPr>
-          <w:lang w:val="ru-RU"/>
-        </w:rPr>
-        <w:t xml:space="preserve">порядке изменять </w:t>
-      </w:r>
-      <w:proofErr w:type="gramStart"/>
-      <w:r>
-        <w:rPr>
-          <w:lang w:val="ru-RU"/>
-        </w:rPr>
-        <w:t>условия</w:t>
-      </w:r>
-      <w:proofErr w:type="gramEnd"/>
-      <w:r>
-        <w:rPr>
-          <w:lang w:val="ru-RU"/>
-        </w:rPr>
-        <w:t xml:space="preserve"> размещенные по ссылке и обязуется уведомлять исполнителя об</w:t>
-      </w:r>
-    </w:p>
-    <w:p>
-      <w:pPr>
-        <w:spacing w:after="40" w:line="240" w:lineRule="auto"/>
-        <w:rPr>
-          <w:lang w:val="ru-RU"/>
-        </w:rPr>
-      </w:pPr>
-      <w:r>
-        <w:rPr>
-          <w:lang w:val="ru-RU"/>
-        </w:rPr>
-        <w:lastRenderedPageBreak/>
-        <w:t>изменениях в тот же день. Новые условия вступают в силу с момента размещения по Ссылке.</w:t>
-      </w:r>
-    </w:p>
-    <w:p>
-      <w:pPr>
-        <w:spacing w:after="40" w:line="240" w:lineRule="auto"/>
-        <w:rPr>
-          <w:lang w:val="ru-RU"/>
-        </w:rPr>
-      </w:pPr>
-      <w:r>
-        <w:rPr>
-          <w:lang w:val="ru-RU"/>
-        </w:rPr>
-        <w:t xml:space="preserve">В день подписания договора исполнитель ознакомлен и согласен </w:t>
-      </w:r>
-      <w:proofErr w:type="gramStart"/>
-      <w:r>
-        <w:rPr>
-          <w:lang w:val="ru-RU"/>
-        </w:rPr>
-        <w:t>с условиями</w:t>
-      </w:r>
-      <w:proofErr w:type="gramEnd"/>
-      <w:r>
-        <w:rPr>
-          <w:lang w:val="ru-RU"/>
-        </w:rPr>
-        <w:t xml:space="preserve"> указанными в</w:t>
-      </w:r>
-    </w:p>
-    <w:p>
-      <w:pPr>
-        <w:spacing w:after="40" w:line="240" w:lineRule="auto"/>
-        <w:rPr>
-          <w:lang w:val="ru-RU"/>
-        </w:rPr>
-      </w:pPr>
-      <w:r>
-        <w:rPr>
-          <w:lang w:val="ru-RU"/>
-        </w:rPr>
-        <w:t>ссылке.</w:t>
+        <w:t xml:space="preserve">1.9. А также иные действия, входящие в состав указанных услуг, перечень которых размещен Заказчиком в сети Интернет по адресу: https://www.notion.so/KPI-2025-2bb3a682e805805eb97cf42d89f5c6ea (далее — «Ссылка»). Размещенный по Ссылке перечень является неотъемлемой частью настоящего Договора. К такому перечню применяется порядок, предусмотренный пунктами 3.2-3.7 настоящего Приложения.</w:t>
       </w:r>
     </w:p>
     <w:p>
@@ -4739,172 +4592,135 @@
           <w:color w:val="000000"/>
           <w:lang w:val="ru-RU"/>
         </w:rPr>
-        <w:t>3.</w:t>
-      </w:r>
-      <w:r>
-        <w:rPr>
-          <w:color w:val="000000"/>
-          <w:lang w:val="ru-RU"/>
-        </w:rPr>
-        <w:t xml:space="preserve"> </w:t>
-      </w:r>
-      <w:r>
-        <w:rPr>
-          <w:color w:val="000000"/>
-          <w:lang w:val="ru-RU"/>
-        </w:rPr>
-        <w:t>Стоимость Услуг по настоящему Договору определяется в соответствии с Тарифами,</w:t>
-      </w:r>
-      <w:r>
-        <w:rPr>
-          <w:color w:val="000000"/>
-          <w:lang w:val="ru-RU"/>
-        </w:rPr>
-        <w:t xml:space="preserve"> </w:t>
-      </w:r>
-      <w:r>
-        <w:rPr>
-          <w:color w:val="000000"/>
-          <w:lang w:val="ru-RU"/>
-        </w:rPr>
-        <w:t>размещенными на Сайте в сети Интернет по адресу:</w:t>
-      </w:r>
-      <w:r>
-        <w:rPr>
-          <w:color w:val="000000"/>
-          <w:lang w:val="ru-RU"/>
-        </w:rPr>
-        <w:t xml:space="preserve"> </w:t>
-      </w:r>
-      <w:r>
-        <w:rPr>
-          <w:color w:val="000000"/>
-          <w:lang w:val="ru-RU"/>
-        </w:rPr>
-        <w:t>https://www.notion.so/11a3a682e80580e4b89bf369a66ecfce , НДС не облагается, которая является</w:t>
-      </w:r>
-      <w:r>
-        <w:rPr>
-          <w:color w:val="000000"/>
-          <w:lang w:val="ru-RU"/>
-        </w:rPr>
-        <w:t xml:space="preserve"> </w:t>
-      </w:r>
-      <w:r>
-        <w:rPr>
-          <w:color w:val="000000"/>
-          <w:lang w:val="ru-RU"/>
-        </w:rPr>
-        <w:t>неотъемлемой частью настоящего договора. Заказчик вправе в одностороннем порядке</w:t>
-      </w:r>
-      <w:r>
-        <w:rPr>
-          <w:color w:val="000000"/>
-          <w:lang w:val="ru-RU"/>
-        </w:rPr>
-        <w:t xml:space="preserve"> </w:t>
-      </w:r>
-      <w:r>
-        <w:rPr>
-          <w:color w:val="000000"/>
-          <w:lang w:val="ru-RU"/>
-        </w:rPr>
-        <w:t xml:space="preserve">изменять </w:t>
-      </w:r>
-      <w:proofErr w:type="gramStart"/>
-      <w:r>
-        <w:rPr>
-          <w:color w:val="000000"/>
-          <w:lang w:val="ru-RU"/>
-        </w:rPr>
-        <w:t>условия</w:t>
-      </w:r>
-      <w:proofErr w:type="gramEnd"/>
-      <w:r>
-        <w:rPr>
-          <w:color w:val="000000"/>
-          <w:lang w:val="ru-RU"/>
-        </w:rPr>
-        <w:t xml:space="preserve"> размещенные по ссылке и обязуется уведомлять исполнителя об</w:t>
-      </w:r>
-      <w:r>
-        <w:rPr>
-          <w:color w:val="000000"/>
-          <w:lang w:val="ru-RU"/>
-        </w:rPr>
-        <w:t xml:space="preserve"> </w:t>
-      </w:r>
-      <w:r>
-        <w:rPr>
-          <w:color w:val="000000"/>
-          <w:lang w:val="ru-RU"/>
-        </w:rPr>
-        <w:t>изменениях в тот же день. Новые условия вступают в силу с момента размещения по</w:t>
-      </w:r>
-      <w:r>
-        <w:rPr>
-          <w:color w:val="000000"/>
-          <w:lang w:val="ru-RU"/>
-        </w:rPr>
-        <w:t xml:space="preserve"> </w:t>
-      </w:r>
-      <w:r>
-        <w:rPr>
-          <w:color w:val="000000"/>
-          <w:lang w:val="ru-RU"/>
-        </w:rPr>
-        <w:t xml:space="preserve">Ссылке. В день подписания договора исполнитель ознакомлен и согласен </w:t>
-      </w:r>
-      <w:proofErr w:type="gramStart"/>
-      <w:r>
-        <w:rPr>
-          <w:color w:val="000000"/>
-          <w:lang w:val="ru-RU"/>
-        </w:rPr>
-        <w:t>с условиями</w:t>
-      </w:r>
-      <w:proofErr w:type="gramEnd"/>
-      <w:r>
-        <w:rPr>
-          <w:color w:val="000000"/>
-          <w:lang w:val="ru-RU"/>
-        </w:rPr>
-        <w:t xml:space="preserve"> </w:t>
-      </w:r>
-      <w:r>
-        <w:rPr>
-          <w:color w:val="000000"/>
-          <w:lang w:val="ru-RU"/>
-        </w:rPr>
-        <w:t>указанными в ссылке. Стороны договорились, что стоимость услуг ориентировочная и</w:t>
-      </w:r>
-      <w:r>
-        <w:rPr>
-          <w:color w:val="000000"/>
-          <w:lang w:val="ru-RU"/>
-        </w:rPr>
-        <w:t xml:space="preserve"> </w:t>
-      </w:r>
-      <w:r>
-        <w:rPr>
-          <w:color w:val="000000"/>
-          <w:lang w:val="ru-RU"/>
-        </w:rPr>
-        <w:t>зависит от фактического объема выполненных услуг. Дополнительно регулируется Актами</w:t>
-      </w:r>
-      <w:r>
-        <w:rPr>
-          <w:color w:val="000000"/>
-          <w:lang w:val="ru-RU"/>
-        </w:rPr>
-        <w:t xml:space="preserve"> </w:t>
-      </w:r>
-      <w:r>
-        <w:rPr>
-          <w:color w:val="000000"/>
-          <w:lang w:val="ru-RU"/>
-        </w:rPr>
-        <w:t>приема-передачи оказанных услуг и/или отчетами Исполнителя.</w:t>
+        <w:t xml:space="preserve">3. Стоимость Услуг по настоящему Договору определяется в соответствии с Тарифами, размещенными Заказчиком в сети Интернет по адресу: https://www.notion.so/11a3a682e80580e4b89bf369a66ecfce (далее — «Ссылка»), НДС не облагается. Размещенные по Ссылке Тарифы являются неотъемлемой частью настоящего Договора.</w:t>
+      </w:r>
+    </w:p>
+    <w:p>
+      <w:pPr>
+        <w:spacing w:after="40" w:line="240" w:lineRule="auto"/>
+        <w:rPr>
+          <w:color w:val="000000"/>
+          <w:lang w:val="ru-RU"/>
+        </w:rPr>
+      </w:pPr>
+      <w:r>
+        <w:rPr>
+          <w:color w:val="000000"/>
+          <w:lang w:val="ru-RU"/>
+        </w:rPr>
+        <w:t xml:space="preserve">3.1. По Ссылке в отношении каждой услуги указываются: наименование услуги, состав входящих в нее действий, единица измерения (консультация, обращение, документ, час или иная единица), стоимость за единицу и дата, с которой действует редакция. Стоимость услуги считается согласованной Сторонами при наличии указанных сведений по Ссылке либо в Задании.</w:t>
+      </w:r>
+    </w:p>
+    <w:p>
+      <w:pPr>
+        <w:spacing w:after="40" w:line="240" w:lineRule="auto"/>
+        <w:rPr>
+          <w:color w:val="000000"/>
+          <w:lang w:val="ru-RU"/>
+        </w:rPr>
+      </w:pPr>
+      <w:r>
+        <w:rPr>
+          <w:color w:val="000000"/>
+          <w:lang w:val="ru-RU"/>
+        </w:rPr>
+        <w:t xml:space="preserve">3.2. Заказчик вправе в одностороннем порядке изменять размещенные по Ссылке условия и обязуется уведомить Исполнителя об изменениях в тот же день через информационную систему Заказчика и (или) уполномоченные каналы связи. Уведомление содержит дату изменения и перечень изменившихся позиций.</w:t>
+      </w:r>
+    </w:p>
+    <w:p>
+      <w:pPr>
+        <w:spacing w:after="40" w:line="240" w:lineRule="auto"/>
+        <w:rPr>
+          <w:color w:val="000000"/>
+          <w:lang w:val="ru-RU"/>
+        </w:rPr>
+      </w:pPr>
+      <w:r>
+        <w:rPr>
+          <w:color w:val="000000"/>
+          <w:lang w:val="ru-RU"/>
+        </w:rPr>
+        <w:t xml:space="preserve">3.3. Новые условия вступают в силу с момента размещения по Ссылке и применяются к Заданиям, выданным после этого момента. К Заданиям, выданным до изменения, применяются условия, действовавшие на дату выдачи Задания; принятые Заказчиком результаты пересчету не подлежат.</w:t>
+      </w:r>
+    </w:p>
+    <w:p>
+      <w:pPr>
+        <w:spacing w:after="40" w:line="240" w:lineRule="auto"/>
+        <w:rPr>
+          <w:color w:val="000000"/>
+          <w:lang w:val="ru-RU"/>
+        </w:rPr>
+      </w:pPr>
+      <w:r>
+        <w:rPr>
+          <w:color w:val="000000"/>
+          <w:lang w:val="ru-RU"/>
+        </w:rPr>
+        <w:t xml:space="preserve">3.4. Получив уведомление, Исполнитель обязан ознакомиться с новой редакцией по Ссылке и подтвердить ознакомление в информационной системе Заказчика либо ответом по уполномоченному каналу связи не позднее 1 (одного) рабочего дня. Принятие Исполнителем Задания после изменения означает согласие с редакцией, действующей на дату выдачи такого Задания.</w:t>
+      </w:r>
+    </w:p>
+    <w:p>
+      <w:pPr>
+        <w:spacing w:after="40" w:line="240" w:lineRule="auto"/>
+        <w:rPr>
+          <w:color w:val="000000"/>
+          <w:lang w:val="ru-RU"/>
+        </w:rPr>
+      </w:pPr>
+      <w:r>
+        <w:rPr>
+          <w:color w:val="000000"/>
+          <w:lang w:val="ru-RU"/>
+        </w:rPr>
+        <w:t xml:space="preserve">3.5. Если Ссылка не открывается или размещенные по ней сведения недоступны, Исполнитель обязан сообщить об этом Заказчику не позднее 1 (одного) рабочего дня. Заказчик в течение 1 (одного) рабочего дня направляет Исполнителю действующую редакцию файлом на адрес электронной почты, указанный в реквизитах Исполнителя, либо предоставляет доступ иным способом. До предоставления доступа применяется последняя редакция, с которой Исполнитель был ознакомлен.</w:t>
+      </w:r>
+    </w:p>
+    <w:p>
+      <w:pPr>
+        <w:spacing w:after="40" w:line="240" w:lineRule="auto"/>
+        <w:rPr>
+          <w:color w:val="000000"/>
+          <w:lang w:val="ru-RU"/>
+        </w:rPr>
+      </w:pPr>
+      <w:r>
+        <w:rPr>
+          <w:color w:val="000000"/>
+          <w:lang w:val="ru-RU"/>
+        </w:rPr>
+        <w:t xml:space="preserve">3.6. Заказчик хранит все редакции размещенных по Ссылке сведений с указанием периодов их действия и предоставляет их Исполнителю по его запросу.</w:t>
+      </w:r>
+    </w:p>
+    <w:p>
+      <w:pPr>
+        <w:spacing w:after="40" w:line="240" w:lineRule="auto"/>
+        <w:rPr>
+          <w:color w:val="000000"/>
+          <w:lang w:val="ru-RU"/>
+        </w:rPr>
+      </w:pPr>
+      <w:r>
+        <w:rPr>
+          <w:color w:val="000000"/>
+          <w:lang w:val="ru-RU"/>
+        </w:rPr>
+        <w:t xml:space="preserve">3.7. При несогласии с новой редакцией Исполнитель вправе не принимать новые Задания и (или) расторгнуть Договор в порядке, предусмотренном Договором. Задания, выданные до изменения, оплачиваются по ранее согласованной стоимости.</w:t>
+      </w:r>
+    </w:p>
+    <w:p>
+      <w:pPr>
+        <w:spacing w:after="40" w:line="240" w:lineRule="auto"/>
+        <w:rPr>
+          <w:color w:val="000000"/>
+          <w:lang w:val="ru-RU"/>
+        </w:rPr>
+      </w:pPr>
+      <w:r>
+        <w:rPr>
+          <w:color w:val="000000"/>
+          <w:lang w:val="ru-RU"/>
+        </w:rPr>
+        <w:t xml:space="preserve">3.8. В день подписания Договора Исполнитель ознакомлен с размещенными по Ссылке условиями и согласен с ними. Стоимость услуг является ориентировочной и зависит от фактического объема оказанных услуг; окончательная стоимость определяется Заданиями и Актами приема-передачи оказанных услуг.</w:t>
       </w:r>
     </w:p>
     <w:p>

--- a/_specs/samozanyatye/templates/dogovor-uslug.docx
+++ b/_specs/samozanyatye/templates/dogovor-uslug.docx
@@ -4592,7 +4592,7 @@
           <w:color w:val="000000"/>
           <w:lang w:val="ru-RU"/>
         </w:rPr>
-        <w:t xml:space="preserve">3. Стоимость Услуг по настоящему Договору определяется в соответствии с Тарифами, размещенными Заказчиком в сети Интернет по адресу: https://www.notion.so/11a3a682e80580e4b89bf369a66ecfce (далее — «Ссылка»), НДС не облагается. Размещенные по Ссылке Тарифы являются неотъемлемой частью настоящего Договора.</w:t>
+        <w:t xml:space="preserve">3. Стоимость Услуг по настоящему Договору определяется в соответствии с Тарифами, размещенными Заказчиком в сети Интернет по адресу: https://www.notion.so/11a3a682e80580e4b89bf369a66ecfce (далее — «Ссылка»), НДС не облагается. Размещенные по Ссылке Тарифы являются неотъемлемой частью настоящего Договора и представляют собой каталог типовых заданий и их стоимости. Стоимость конкретной услуги согласуется Сторонами в Задании; при расхождении между Заданием и размещенными по Ссылке Тарифами применяется стоимость, указанная в Задании.</w:t>
       </w:r>
     </w:p>
     <w:p>

--- a/_specs/samozanyatye/templates/dogovor-uslug.docx
+++ b/_specs/samozanyatye/templates/dogovor-uslug.docx
@@ -397,7 +397,7 @@
             <w14:bevel/>
           </w14:textOutline>
         </w:rPr>
-        <w:t xml:space="preserve">1.1.2. Текущие рабочие поручения и планы работ (в том числе дневные, недельные и месячные), не содержащие требуемого результата и его стоимости, Заданиями не являются, самостоятельной оплате не подлежат и в Акт приема-передачи оказанных услуг не включаются.</w:t>
+        <w:t xml:space="preserve">1.1.2. Планы работ, которые Исполнитель составляет самостоятельно для организации своей деятельности (в том числе дневные, недельные и месячные), и текущая переписка Сторон Заданиями не являются, самостоятельной оплате не подлежат и в Акт приема-передачи оказанных услуг не включаются.</w:t>
       </w:r>
     </w:p>
     <w:p>
@@ -797,7 +797,7 @@
             <w14:bevel/>
           </w14:textOutline>
         </w:rPr>
-        <w:t xml:space="preserve">1.4.1. Исполнитель подтверждает, что не состоял с Заказчиком в трудовых отношениях в течение двух лет, предшествующих заключению настоящего Договора, и не привлекает для оказания услуг работников по трудовым договорам.</w:t>
+        <w:t xml:space="preserve">1.4.1. Исполнитель подтверждает, что не состоит и не состоял с Заказчиком в трудовых отношениях по трудовому договору в течение двух лет, предшествующих заключению настоящего Договора, и не привлекает для оказания услуг работников по трудовым договорам. Подтверждение дается в связи с ограничением, установленным Федеральным законом от 27.11.2018 № 422-ФЗ для доходов, получаемых от бывшего работодателя.</w:t>
       </w:r>
     </w:p>
     <w:p>
@@ -2499,6 +2499,48 @@
             <w14:bevel/>
           </w14:textOutline>
         </w:rPr>
+        <w:t xml:space="preserve">3.3.1. Если фактический объем оказанных услуг отличается от указанного в Задании, Стороны до подписания Акта фиксируют фактический объем и соответствующую ему стоимость с указанием причины изменения. В Акт включается фактическая стоимость. После оплаты стоимость по Заданию изменению не подлежит.</w:t>
+      </w:r>
+    </w:p>
+    <w:p>
+      <w:pPr>
+        <w:pBdr>
+          <w:top w:val="nil"/>
+          <w:left w:val="nil"/>
+          <w:bottom w:val="nil"/>
+          <w:right w:val="nil"/>
+          <w:between w:val="nil"/>
+          <w:bar w:val="nil"/>
+        </w:pBdr>
+        <w:spacing w:after="60"/>
+        <w:ind w:firstLine="709"/>
+        <w:jc w:val="both"/>
+        <w:rPr>
+          <w:rFonts w:ascii="Times New Roman" w:eastAsia="Arial Unicode MS" w:hAnsi="Times New Roman" w:cs="Arial Unicode MS"/>
+          <w:color w:val="000000"/>
+          <w:u w:color="000000"/>
+          <w:bdr w:val="nil"/>
+          <w:lang w:eastAsia="ru-RU"/>
+          <w14:textOutline w14:w="0" w14:cap="flat" w14:cmpd="sng" w14:algn="ctr">
+            <w14:noFill/>
+            <w14:prstDash w14:val="solid"/>
+            <w14:bevel/>
+          </w14:textOutline>
+        </w:rPr>
+      </w:pPr>
+      <w:r>
+        <w:rPr>
+          <w:rFonts w:ascii="Times New Roman" w:eastAsia="Arial Unicode MS" w:hAnsi="Times New Roman" w:cs="Arial Unicode MS"/>
+          <w:color w:val="000000"/>
+          <w:u w:color="000000"/>
+          <w:bdr w:val="nil"/>
+          <w:lang w:eastAsia="ru-RU"/>
+          <w14:textOutline w14:w="0" w14:cap="flat" w14:cmpd="sng" w14:algn="ctr">
+            <w14:noFill/>
+            <w14:prstDash w14:val="solid"/>
+            <w14:bevel/>
+          </w14:textOutline>
+        </w:rPr>
         <w:t>3.4. Заказчик в течение 3 (трех) рабочих дней со дня получения от Исполнителя акта приема-передачи оказанных услуг обязан либо принять услуги, либо направить Исполнителю письменные мотивированные возражения.</w:t>
       </w:r>
     </w:p>
@@ -4513,49 +4555,49 @@
             <w14:bevel/>
           </w14:textOutline>
         </w:rPr>
-        <w:t xml:space="preserve">8.5.2. Простой электронной подписью Стороны признают одноразовый код, направленный Исполнителю на адрес электронной почты или номер телефона, указанные в разделе 9 Договора, и введенный Исполнителем при подписании документа. Ключом простой электронной подписи является сочетание указанного адреса (номера) и такого кода.</w:t>
-      </w:r>
-    </w:p>
-    <w:p>
-      <w:pPr>
-        <w:pBdr>
-          <w:top w:val="nil"/>
-          <w:left w:val="nil"/>
-          <w:bottom w:val="nil"/>
-          <w:right w:val="nil"/>
-          <w:between w:val="nil"/>
-          <w:bar w:val="nil"/>
-        </w:pBdr>
-        <w:spacing w:after="60"/>
-        <w:ind w:firstLine="709"/>
-        <w:jc w:val="both"/>
-        <w:rPr>
-          <w:rFonts w:ascii="Times New Roman" w:eastAsia="Arial Unicode MS" w:hAnsi="Times New Roman" w:cs="Arial Unicode MS"/>
-          <w:color w:val="000000"/>
-          <w:u w:color="000000"/>
-          <w:bdr w:val="nil"/>
-          <w:lang w:eastAsia="ru-RU"/>
-          <w14:textOutline w14:w="0" w14:cap="flat" w14:cmpd="sng" w14:algn="ctr">
-            <w14:noFill/>
-            <w14:prstDash w14:val="solid"/>
-            <w14:bevel/>
-          </w14:textOutline>
-        </w:rPr>
-      </w:pPr>
-      <w:r>
-        <w:rPr>
-          <w:rFonts w:ascii="Times New Roman" w:eastAsia="Arial Unicode MS" w:hAnsi="Times New Roman" w:cs="Arial Unicode MS"/>
-          <w:color w:val="000000"/>
-          <w:u w:color="000000"/>
-          <w:bdr w:val="nil"/>
-          <w:lang w:eastAsia="ru-RU"/>
-          <w14:textOutline w14:w="0" w14:cap="flat" w14:cmpd="sng" w14:algn="ctr">
-            <w14:noFill/>
-            <w14:prstDash w14:val="solid"/>
-            <w14:bevel/>
-          </w14:textOutline>
-        </w:rPr>
-        <w:t xml:space="preserve">8.5.3. Исполнитель обязуется не передавать код третьим лицам и сохранять конфиденциальность доступа к своей электронной почте и номеру телефона, а при их утрате или компрометации — незамедлительно уведомить Заказчика.</w:t>
+        <w:t xml:space="preserve">8.5.2. Простой электронной подписью Стороны признают одноразовый код, направленный Исполнителю на адрес электронной почты, указанный в разделе 9 Договора, и введенный Исполнителем при подписании документа. Ключом простой электронной подписи является сочетание указанного адреса электронной почты и такого кода.</w:t>
+      </w:r>
+    </w:p>
+    <w:p>
+      <w:pPr>
+        <w:pBdr>
+          <w:top w:val="nil"/>
+          <w:left w:val="nil"/>
+          <w:bottom w:val="nil"/>
+          <w:right w:val="nil"/>
+          <w:between w:val="nil"/>
+          <w:bar w:val="nil"/>
+        </w:pBdr>
+        <w:spacing w:after="60"/>
+        <w:ind w:firstLine="709"/>
+        <w:jc w:val="both"/>
+        <w:rPr>
+          <w:rFonts w:ascii="Times New Roman" w:eastAsia="Arial Unicode MS" w:hAnsi="Times New Roman" w:cs="Arial Unicode MS"/>
+          <w:color w:val="000000"/>
+          <w:u w:color="000000"/>
+          <w:bdr w:val="nil"/>
+          <w:lang w:eastAsia="ru-RU"/>
+          <w14:textOutline w14:w="0" w14:cap="flat" w14:cmpd="sng" w14:algn="ctr">
+            <w14:noFill/>
+            <w14:prstDash w14:val="solid"/>
+            <w14:bevel/>
+          </w14:textOutline>
+        </w:rPr>
+      </w:pPr>
+      <w:r>
+        <w:rPr>
+          <w:rFonts w:ascii="Times New Roman" w:eastAsia="Arial Unicode MS" w:hAnsi="Times New Roman" w:cs="Arial Unicode MS"/>
+          <w:color w:val="000000"/>
+          <w:u w:color="000000"/>
+          <w:bdr w:val="nil"/>
+          <w:lang w:eastAsia="ru-RU"/>
+          <w14:textOutline w14:w="0" w14:cap="flat" w14:cmpd="sng" w14:algn="ctr">
+            <w14:noFill/>
+            <w14:prstDash w14:val="solid"/>
+            <w14:bevel/>
+          </w14:textOutline>
+        </w:rPr>
+        <w:t xml:space="preserve">8.5.3. Исполнитель обязуется не передавать код третьим лицам и сохранять конфиденциальность доступа к своей электронной почте, а при ее утрате или компрометации — незамедлительно уведомить Заказчика.</w:t>
       </w:r>
     </w:p>
     <w:p>
@@ -5556,7 +5598,7 @@
           <w:rFonts w:ascii="Times New Roman" w:hAnsi="Times New Roman" w:cs="Times New Roman"/>
           <w:color w:val="FF0000"/>
         </w:rPr>
-        <w:t xml:space="preserve">1. Исполнитель по Заданиям Заказчика обязуется оказывать следующие услуги:</w:t>
+        <w:t xml:space="preserve">1. Исполнитель по Заданиям Заказчика обязуется оказывать отдельные услуги, связанные с информационным сопровождением клиентов и обработкой клиентских обращений по Продукту Заказчика, в том числе:</w:t>
       </w:r>
     </w:p>
     <w:p>
@@ -5574,7 +5616,7 @@
           <w:rFonts w:ascii="Times New Roman" w:hAnsi="Times New Roman" w:cs="Times New Roman"/>
           <w:color w:val="FF0000"/>
         </w:rPr>
-        <w:t xml:space="preserve">1.1. Информирование и консультирование потенциальных клиентов и клиентов Заказчика по программам, продуктам, тарифам и условиям Заказчика в пределах сведений, предоставленных Заказчиком.</w:t>
+        <w:t xml:space="preserve">1.1. Оказание консультационных услуг потенциальным клиентам по программам Заказчика.</w:t>
       </w:r>
     </w:p>
     <w:p>
@@ -5592,7 +5634,7 @@
           <w:rFonts w:ascii="Times New Roman" w:hAnsi="Times New Roman" w:cs="Times New Roman"/>
           <w:color w:val="FF0000"/>
         </w:rPr>
-        <w:t xml:space="preserve">1.2. Обработка поступивших обращений, сбор информации о запросе клиента и подготовка консультационного предложения по программам Заказчика.</w:t>
+        <w:t xml:space="preserve">1.2. Подготовка документов и отчетных материалов, связанных с оказанными услугами.</w:t>
       </w:r>
     </w:p>
     <w:p>
@@ -5610,7 +5652,7 @@
           <w:rFonts w:ascii="Times New Roman" w:hAnsi="Times New Roman" w:cs="Times New Roman"/>
           <w:color w:val="FF0000"/>
         </w:rPr>
-        <w:t xml:space="preserve">1.3. Подготовка документов и отчетных материалов, связанных с оказанными услугами, а также внесение и актуализация сведений о результатах оказанных услуг в информационной системе Заказчика.</w:t>
+        <w:t xml:space="preserve">1.3. Внесение и актуализация сведений о клиентских обращениях в CRM/таблице Заказчика по результатам оказанных услуг.</w:t>
       </w:r>
     </w:p>
     <w:p>
@@ -5628,7 +5670,7 @@
           <w:rFonts w:ascii="Times New Roman" w:hAnsi="Times New Roman" w:cs="Times New Roman"/>
           <w:color w:val="FF0000"/>
         </w:rPr>
-        <w:t xml:space="preserve">1.4. Подготовка материалов для социальных сетей и рассылок Заказчика: тексты, изображения, публикации по согласованному содержанию.</w:t>
+        <w:t xml:space="preserve">1.4. Оказание консультационных услуг клиентам Заказчика по вопросам прохождения обучения по Продукту Заказчика, стоимости Продукта и программам обучения.</w:t>
       </w:r>
     </w:p>
     <w:p>
@@ -5646,7 +5688,7 @@
           <w:rFonts w:ascii="Times New Roman" w:hAnsi="Times New Roman" w:cs="Times New Roman"/>
           <w:color w:val="FF0000"/>
         </w:rPr>
-        <w:t xml:space="preserve">1.5. Услуги видеопроизводства: съемка, монтаж и оформление видеоматериалов Заказчика.</w:t>
+        <w:t xml:space="preserve">1.5. Обработка поступивших обращений и передача информации представителям Заказчика в согласованном порядке.</w:t>
       </w:r>
     </w:p>
     <w:p>
@@ -5664,7 +5706,7 @@
           <w:rFonts w:ascii="Times New Roman" w:hAnsi="Times New Roman" w:cs="Times New Roman"/>
           <w:color w:val="FF0000"/>
         </w:rPr>
-        <w:t xml:space="preserve">1.6. Организационно-административные услуги: подготовка и систематизация информации, оформление документов, организация встреч и мероприятий Заказчика в согласованном объеме.</w:t>
+        <w:t xml:space="preserve">1.6. Сбор информации о запросе клиента и подготовка консультационного предложения по программам Заказчика.</w:t>
       </w:r>
     </w:p>
     <w:p>
@@ -5682,7 +5724,7 @@
           <w:rFonts w:ascii="Times New Roman" w:hAnsi="Times New Roman" w:cs="Times New Roman"/>
           <w:color w:val="FF0000"/>
         </w:rPr>
-        <w:t xml:space="preserve">1.7. Образовательные услуги: проведение занятий и консультаций по программам Заказчика, проверка и разбор работ обучающихся.</w:t>
+        <w:t xml:space="preserve">1.7. Информирование клиентов о преимуществах, условиях, тарифах и порядке приобретения программ Заказчика на основании согласованных материалов.</w:t>
       </w:r>
     </w:p>
     <w:p>
@@ -5700,7 +5742,25 @@
           <w:rFonts w:ascii="Times New Roman" w:hAnsi="Times New Roman" w:cs="Times New Roman"/>
           <w:color w:val="FF0000"/>
         </w:rPr>
-        <w:t xml:space="preserve">1.8. А также иные действия, входящие в состав указанных услуг, перечень которых размещен Заказчиком в сети Интернет по адресу: https://www.notion.so/KPI-2025-2bb3a682e805805eb97cf42d89f5c6ea (далее — «Ссылка»). Размещенный по Ссылке перечень является неотъемлемой частью настоящего Договора. К такому перечню применяется порядок, предусмотренный пунктами 3.2-3.7 настоящего Приложения.</w:t>
+        <w:t xml:space="preserve">1.8. Предоставление клиентам информации о тарифах, акциях, скидках и условиях программ Заказчика в пределах сведений, предоставленных Заказчиком.</w:t>
+      </w:r>
+    </w:p>
+    <w:p>
+      <w:pPr>
+        <w:spacing w:after="0" w:line="240" w:lineRule="auto"/>
+        <w:ind w:firstLine="709"/>
+        <w:jc w:val="both"/>
+        <w:rPr>
+          <w:rFonts w:ascii="Times New Roman" w:hAnsi="Times New Roman" w:cs="Times New Roman"/>
+          <w:color w:val="FF0000"/>
+        </w:rPr>
+      </w:pPr>
+      <w:r>
+        <w:rPr>
+          <w:rFonts w:ascii="Times New Roman" w:hAnsi="Times New Roman" w:cs="Times New Roman"/>
+          <w:color w:val="FF0000"/>
+        </w:rPr>
+        <w:t xml:space="preserve">1.9. А также иные действия, входящие в состав указанных услуг, перечень которых размещен Заказчиком в сети Интернет по адресу: https://www.notion.so/KPI-2025-2bb3a682e805805eb97cf42d89f5c6ea (далее — «Ссылка»). Размещенный по Ссылке перечень является неотъемлемой частью настоящего Договора. К такому перечню применяется порядок, предусмотренный пунктами 3.2-3.7 настоящего Приложения.</w:t>
       </w:r>
     </w:p>
     <w:p>

--- a/_specs/samozanyatye/templates/dogovor-uslug.docx
+++ b/_specs/samozanyatye/templates/dogovor-uslug.docx
@@ -1747,6 +1747,48 @@
           <w:bar w:val="nil"/>
         </w:pBdr>
         <w:spacing w:after="60"/>
+        <w:ind w:firstLine="709"/>
+        <w:jc w:val="both"/>
+        <w:rPr>
+          <w:rFonts w:ascii="Times New Roman" w:eastAsia="Arial Unicode MS" w:hAnsi="Times New Roman" w:cs="Arial Unicode MS"/>
+          <w:color w:val="000000"/>
+          <w:u w:color="000000"/>
+          <w:bdr w:val="nil"/>
+          <w:lang w:eastAsia="ru-RU"/>
+          <w14:textOutline w14:w="0" w14:cap="flat" w14:cmpd="sng" w14:algn="ctr">
+            <w14:noFill/>
+            <w14:prstDash w14:val="solid"/>
+            <w14:bevel/>
+          </w14:textOutline>
+        </w:rPr>
+      </w:pPr>
+      <w:r>
+        <w:rPr>
+          <w:rFonts w:ascii="Times New Roman" w:eastAsia="Arial Unicode MS" w:hAnsi="Times New Roman" w:cs="Arial Unicode MS"/>
+          <w:color w:val="000000"/>
+          <w:u w:color="000000"/>
+          <w:bdr w:val="nil"/>
+          <w:lang w:eastAsia="ru-RU"/>
+          <w14:textOutline w14:w="0" w14:cap="flat" w14:cmpd="sng" w14:algn="ctr">
+            <w14:noFill/>
+            <w14:prstDash w14:val="solid"/>
+            <w14:bevel/>
+          </w14:textOutline>
+        </w:rPr>
+        <w:t xml:space="preserve">2.1.14.1. Согласованием содержания, объема, сроков и стоимости дополнительных услуг Стороны признают Задание, размещенное Заказчиком в информационной системе и подтвержденное Исполнителем. Оформление отдельного документа в этом случае не требуется.</w:t>
+      </w:r>
+    </w:p>
+    <w:p>
+      <w:pPr>
+        <w:pBdr>
+          <w:top w:val="nil"/>
+          <w:left w:val="nil"/>
+          <w:bottom w:val="nil"/>
+          <w:right w:val="nil"/>
+          <w:between w:val="nil"/>
+          <w:bar w:val="nil"/>
+        </w:pBdr>
+        <w:spacing w:after="60"/>
         <w:jc w:val="both"/>
         <w:rPr>
           <w:rFonts w:ascii="Times New Roman" w:eastAsia="Arial Unicode MS" w:hAnsi="Times New Roman" w:cs="Arial Unicode MS"/>
@@ -5778,7 +5820,7 @@
           <w:rFonts w:ascii="Times New Roman" w:hAnsi="Times New Roman" w:cs="Times New Roman"/>
           <w:color w:val="FF0000"/>
         </w:rPr>
-        <w:t xml:space="preserve">2. Дополнительные услуги, не предусмотренные настоящим Приложением, оказываются только при отдельном письменном согласовании Сторонами их содержания, объема, сроков и стоимости (пункт 2.1.14 Договора).</w:t>
+        <w:t xml:space="preserve">2. Дополнительные услуги, не предусмотренные настоящим Приложением, оказываются на основании Задания, размещенного Заказчиком в информационной системе и подтвержденного Исполнителем. Такое Задание признается согласованием содержания, объема, сроков и стоимости соответствующих услуг (пункты 2.1.14 и 2.1.14.1 Договора).</w:t>
       </w:r>
     </w:p>
     <w:p>
@@ -5977,6 +6019,402 @@
           <w:color w:val="FF0000"/>
         </w:rPr>
         <w:t xml:space="preserve">5. Во всем остальном, что прямо не предусмотрено условиями настоящего Приложения к Договору, Стороны действуют согласно положениям Договора.</w:t>
+      </w:r>
+    </w:p>
+    <w:p>
+      <w:pPr>
+        <w:spacing w:after="0" w:line="240" w:lineRule="auto"/>
+        <w:ind w:firstLine="709"/>
+        <w:jc w:val="both"/>
+        <w:rPr>
+          <w:rFonts w:ascii="Times New Roman" w:hAnsi="Times New Roman" w:cs="Times New Roman"/>
+          <w:color w:val="FF0000"/>
+        </w:rPr>
+      </w:pPr>
+      <w:r>
+        <w:rPr>
+          <w:rFonts w:ascii="Times New Roman" w:hAnsi="Times New Roman" w:cs="Times New Roman"/>
+          <w:color w:val="FF0000"/>
+        </w:rPr>
+        <w:t xml:space="preserve">ЗАКАЗЧИК</w:t>
+      </w:r>
+    </w:p>
+    <w:p>
+      <w:pPr>
+        <w:spacing w:after="0" w:line="240" w:lineRule="auto"/>
+        <w:ind w:firstLine="709"/>
+        <w:jc w:val="both"/>
+        <w:rPr>
+          <w:rFonts w:ascii="Times New Roman" w:hAnsi="Times New Roman" w:cs="Times New Roman"/>
+          <w:color w:val="FF0000"/>
+        </w:rPr>
+      </w:pPr>
+      <w:r>
+        <w:rPr>
+          <w:rFonts w:ascii="Times New Roman" w:hAnsi="Times New Roman" w:cs="Times New Roman"/>
+          <w:color w:val="FF0000"/>
+        </w:rPr>
+        <w:t xml:space="preserve">ИП Ванеев Виталий Игоревич</w:t>
+      </w:r>
+    </w:p>
+    <w:p>
+      <w:pPr>
+        <w:spacing w:after="0" w:line="240" w:lineRule="auto"/>
+        <w:ind w:firstLine="709"/>
+        <w:jc w:val="both"/>
+        <w:rPr>
+          <w:rFonts w:ascii="Times New Roman" w:hAnsi="Times New Roman" w:cs="Times New Roman"/>
+          <w:color w:val="FF0000"/>
+        </w:rPr>
+      </w:pPr>
+      <w:r>
+        <w:rPr>
+          <w:rFonts w:ascii="Times New Roman" w:hAnsi="Times New Roman" w:cs="Times New Roman"/>
+          <w:color w:val="FF0000"/>
+        </w:rPr>
+        <w:t xml:space="preserve">ОГРНИП 314272415400148</w:t>
+      </w:r>
+    </w:p>
+    <w:p>
+      <w:pPr>
+        <w:spacing w:after="0" w:line="240" w:lineRule="auto"/>
+        <w:ind w:firstLine="709"/>
+        <w:jc w:val="both"/>
+        <w:rPr>
+          <w:rFonts w:ascii="Times New Roman" w:hAnsi="Times New Roman" w:cs="Times New Roman"/>
+          <w:color w:val="FF0000"/>
+        </w:rPr>
+      </w:pPr>
+      <w:r>
+        <w:rPr>
+          <w:rFonts w:ascii="Times New Roman" w:hAnsi="Times New Roman" w:cs="Times New Roman"/>
+          <w:color w:val="FF0000"/>
+        </w:rPr>
+        <w:t xml:space="preserve">ИНН 272498930696</w:t>
+      </w:r>
+    </w:p>
+    <w:p>
+      <w:pPr>
+        <w:spacing w:after="0" w:line="240" w:lineRule="auto"/>
+        <w:ind w:firstLine="709"/>
+        <w:jc w:val="both"/>
+        <w:rPr>
+          <w:rFonts w:ascii="Times New Roman" w:hAnsi="Times New Roman" w:cs="Times New Roman"/>
+          <w:color w:val="FF0000"/>
+        </w:rPr>
+      </w:pPr>
+      <w:r>
+        <w:rPr>
+          <w:rFonts w:ascii="Times New Roman" w:hAnsi="Times New Roman" w:cs="Times New Roman"/>
+          <w:color w:val="FF0000"/>
+        </w:rPr>
+        <w:t xml:space="preserve">Расчетный счет: 40802810929540001122</w:t>
+      </w:r>
+    </w:p>
+    <w:p>
+      <w:pPr>
+        <w:spacing w:after="0" w:line="240" w:lineRule="auto"/>
+        <w:ind w:firstLine="709"/>
+        <w:jc w:val="both"/>
+        <w:rPr>
+          <w:rFonts w:ascii="Times New Roman" w:hAnsi="Times New Roman" w:cs="Times New Roman"/>
+          <w:color w:val="FF0000"/>
+        </w:rPr>
+      </w:pPr>
+      <w:r>
+        <w:rPr>
+          <w:rFonts w:ascii="Times New Roman" w:hAnsi="Times New Roman" w:cs="Times New Roman"/>
+          <w:color w:val="FF0000"/>
+        </w:rPr>
+        <w:t xml:space="preserve">Банк: ФИЛИАЛ «Центральный» БАНКА ВТБ (ПАО) г. Москва</w:t>
+      </w:r>
+    </w:p>
+    <w:p>
+      <w:pPr>
+        <w:spacing w:after="0" w:line="240" w:lineRule="auto"/>
+        <w:ind w:firstLine="709"/>
+        <w:jc w:val="both"/>
+        <w:rPr>
+          <w:rFonts w:ascii="Times New Roman" w:hAnsi="Times New Roman" w:cs="Times New Roman"/>
+          <w:color w:val="FF0000"/>
+        </w:rPr>
+      </w:pPr>
+      <w:r>
+        <w:rPr>
+          <w:rFonts w:ascii="Times New Roman" w:hAnsi="Times New Roman" w:cs="Times New Roman"/>
+          <w:color w:val="FF0000"/>
+        </w:rPr>
+        <w:t xml:space="preserve">Корр. счет: 30101810145250000411</w:t>
+      </w:r>
+    </w:p>
+    <w:p>
+      <w:pPr>
+        <w:spacing w:after="0" w:line="240" w:lineRule="auto"/>
+        <w:ind w:firstLine="709"/>
+        <w:jc w:val="both"/>
+        <w:rPr>
+          <w:rFonts w:ascii="Times New Roman" w:hAnsi="Times New Roman" w:cs="Times New Roman"/>
+          <w:color w:val="FF0000"/>
+        </w:rPr>
+      </w:pPr>
+      <w:r>
+        <w:rPr>
+          <w:rFonts w:ascii="Times New Roman" w:hAnsi="Times New Roman" w:cs="Times New Roman"/>
+          <w:color w:val="FF0000"/>
+        </w:rPr>
+        <w:t xml:space="preserve">БИК: 044525411</w:t>
+      </w:r>
+    </w:p>
+    <w:p>
+      <w:pPr>
+        <w:spacing w:after="0" w:line="240" w:lineRule="auto"/>
+        <w:ind w:firstLine="709"/>
+        <w:jc w:val="both"/>
+        <w:rPr>
+          <w:rFonts w:ascii="Times New Roman" w:hAnsi="Times New Roman" w:cs="Times New Roman"/>
+          <w:color w:val="FF0000"/>
+        </w:rPr>
+      </w:pPr>
+      <w:r>
+        <w:rPr>
+          <w:rFonts w:ascii="Times New Roman" w:hAnsi="Times New Roman" w:cs="Times New Roman"/>
+          <w:color w:val="FF0000"/>
+        </w:rPr>
+        <w:t xml:space="preserve">Адрес: г. Хабаровск, ул. Шелеста, 61</w:t>
+      </w:r>
+    </w:p>
+    <w:p>
+      <w:pPr>
+        <w:spacing w:after="0" w:line="240" w:lineRule="auto"/>
+        <w:ind w:firstLine="709"/>
+        <w:jc w:val="both"/>
+        <w:rPr>
+          <w:rFonts w:ascii="Times New Roman" w:hAnsi="Times New Roman" w:cs="Times New Roman"/>
+          <w:color w:val="FF0000"/>
+        </w:rPr>
+      </w:pPr>
+      <w:r>
+        <w:rPr>
+          <w:rFonts w:ascii="Times New Roman" w:hAnsi="Times New Roman" w:cs="Times New Roman"/>
+          <w:color w:val="FF0000"/>
+        </w:rPr>
+        <w:t xml:space="preserve">Тел./WhatsApp: 8 914 423 58 34    E-mail: eastside.main@gmail.com</w:t>
+      </w:r>
+    </w:p>
+    <w:p>
+      <w:pPr>
+        <w:spacing w:after="0" w:line="240" w:lineRule="auto"/>
+        <w:ind w:firstLine="709"/>
+        <w:jc w:val="both"/>
+        <w:rPr>
+          <w:rFonts w:ascii="Times New Roman" w:hAnsi="Times New Roman" w:cs="Times New Roman"/>
+          <w:color w:val="FF0000"/>
+        </w:rPr>
+      </w:pPr>
+      <w:r>
+        <w:rPr>
+          <w:rFonts w:ascii="Times New Roman" w:hAnsi="Times New Roman" w:cs="Times New Roman"/>
+          <w:color w:val="FF0000"/>
+        </w:rPr>
+        <w:t xml:space="preserve">___________________ / В.И. Ванеев /</w:t>
+      </w:r>
+    </w:p>
+    <w:p>
+      <w:pPr>
+        <w:spacing w:after="0" w:line="240" w:lineRule="auto"/>
+        <w:ind w:firstLine="709"/>
+        <w:jc w:val="both"/>
+        <w:rPr>
+          <w:rFonts w:ascii="Times New Roman" w:hAnsi="Times New Roman" w:cs="Times New Roman"/>
+          <w:color w:val="FF0000"/>
+        </w:rPr>
+      </w:pPr>
+      <w:r>
+        <w:rPr>
+          <w:rFonts w:ascii="Times New Roman" w:hAnsi="Times New Roman" w:cs="Times New Roman"/>
+          <w:color w:val="FF0000"/>
+        </w:rPr>
+        <w:t xml:space="preserve">ИСПОЛНИТЕЛЬ</w:t>
+      </w:r>
+    </w:p>
+    <w:p>
+      <w:pPr>
+        <w:spacing w:after="0" w:line="240" w:lineRule="auto"/>
+        <w:ind w:firstLine="709"/>
+        <w:jc w:val="both"/>
+        <w:rPr>
+          <w:rFonts w:ascii="Times New Roman" w:hAnsi="Times New Roman" w:cs="Times New Roman"/>
+          <w:color w:val="FF0000"/>
+        </w:rPr>
+      </w:pPr>
+      <w:r>
+        <w:rPr>
+          <w:rFonts w:ascii="Times New Roman" w:hAnsi="Times New Roman" w:cs="Times New Roman"/>
+          <w:color w:val="FF0000"/>
+        </w:rPr>
+        <w:t xml:space="preserve">Самозанятый: [ФИО Исполнителя]</w:t>
+      </w:r>
+    </w:p>
+    <w:p>
+      <w:pPr>
+        <w:spacing w:after="0" w:line="240" w:lineRule="auto"/>
+        <w:ind w:firstLine="709"/>
+        <w:jc w:val="both"/>
+        <w:rPr>
+          <w:rFonts w:ascii="Times New Roman" w:hAnsi="Times New Roman" w:cs="Times New Roman"/>
+          <w:color w:val="FF0000"/>
+        </w:rPr>
+      </w:pPr>
+      <w:r>
+        <w:rPr>
+          <w:rFonts w:ascii="Times New Roman" w:hAnsi="Times New Roman" w:cs="Times New Roman"/>
+          <w:color w:val="FF0000"/>
+        </w:rPr>
+        <w:t xml:space="preserve">ИНН: [ИНН Исполнителя]</w:t>
+      </w:r>
+    </w:p>
+    <w:p>
+      <w:pPr>
+        <w:spacing w:after="0" w:line="240" w:lineRule="auto"/>
+        <w:ind w:firstLine="709"/>
+        <w:jc w:val="both"/>
+        <w:rPr>
+          <w:rFonts w:ascii="Times New Roman" w:hAnsi="Times New Roman" w:cs="Times New Roman"/>
+          <w:color w:val="FF0000"/>
+        </w:rPr>
+      </w:pPr>
+      <w:r>
+        <w:rPr>
+          <w:rFonts w:ascii="Times New Roman" w:hAnsi="Times New Roman" w:cs="Times New Roman"/>
+          <w:color w:val="FF0000"/>
+        </w:rPr>
+        <w:t xml:space="preserve">Паспорт: [серия, номер, дата выдачи, орган выдачи, код подразделения]</w:t>
+      </w:r>
+    </w:p>
+    <w:p>
+      <w:pPr>
+        <w:spacing w:after="0" w:line="240" w:lineRule="auto"/>
+        <w:ind w:firstLine="709"/>
+        <w:jc w:val="both"/>
+        <w:rPr>
+          <w:rFonts w:ascii="Times New Roman" w:hAnsi="Times New Roman" w:cs="Times New Roman"/>
+          <w:color w:val="FF0000"/>
+        </w:rPr>
+      </w:pPr>
+      <w:r>
+        <w:rPr>
+          <w:rFonts w:ascii="Times New Roman" w:hAnsi="Times New Roman" w:cs="Times New Roman"/>
+          <w:color w:val="FF0000"/>
+        </w:rPr>
+        <w:t xml:space="preserve">Адрес регистрации: [адрес регистрации Исполнителя]</w:t>
+      </w:r>
+    </w:p>
+    <w:p>
+      <w:pPr>
+        <w:spacing w:after="0" w:line="240" w:lineRule="auto"/>
+        <w:ind w:firstLine="709"/>
+        <w:jc w:val="both"/>
+        <w:rPr>
+          <w:rFonts w:ascii="Times New Roman" w:hAnsi="Times New Roman" w:cs="Times New Roman"/>
+          <w:color w:val="FF0000"/>
+        </w:rPr>
+      </w:pPr>
+      <w:r>
+        <w:rPr>
+          <w:rFonts w:ascii="Times New Roman" w:hAnsi="Times New Roman" w:cs="Times New Roman"/>
+          <w:color w:val="FF0000"/>
+        </w:rPr>
+        <w:t xml:space="preserve">Расчетный счет: [номер счета]</w:t>
+      </w:r>
+    </w:p>
+    <w:p>
+      <w:pPr>
+        <w:spacing w:after="0" w:line="240" w:lineRule="auto"/>
+        <w:ind w:firstLine="709"/>
+        <w:jc w:val="both"/>
+        <w:rPr>
+          <w:rFonts w:ascii="Times New Roman" w:hAnsi="Times New Roman" w:cs="Times New Roman"/>
+          <w:color w:val="FF0000"/>
+        </w:rPr>
+      </w:pPr>
+      <w:r>
+        <w:rPr>
+          <w:rFonts w:ascii="Times New Roman" w:hAnsi="Times New Roman" w:cs="Times New Roman"/>
+          <w:color w:val="FF0000"/>
+        </w:rPr>
+        <w:t xml:space="preserve">Банк получателя: [наименование банка]</w:t>
+      </w:r>
+    </w:p>
+    <w:p>
+      <w:pPr>
+        <w:spacing w:after="0" w:line="240" w:lineRule="auto"/>
+        <w:ind w:firstLine="709"/>
+        <w:jc w:val="both"/>
+        <w:rPr>
+          <w:rFonts w:ascii="Times New Roman" w:hAnsi="Times New Roman" w:cs="Times New Roman"/>
+          <w:color w:val="FF0000"/>
+        </w:rPr>
+      </w:pPr>
+      <w:r>
+        <w:rPr>
+          <w:rFonts w:ascii="Times New Roman" w:hAnsi="Times New Roman" w:cs="Times New Roman"/>
+          <w:color w:val="FF0000"/>
+        </w:rPr>
+        <w:t xml:space="preserve">Корр. счет: [корреспондентский счет]</w:t>
+      </w:r>
+    </w:p>
+    <w:p>
+      <w:pPr>
+        <w:spacing w:after="0" w:line="240" w:lineRule="auto"/>
+        <w:ind w:firstLine="709"/>
+        <w:jc w:val="both"/>
+        <w:rPr>
+          <w:rFonts w:ascii="Times New Roman" w:hAnsi="Times New Roman" w:cs="Times New Roman"/>
+          <w:color w:val="FF0000"/>
+        </w:rPr>
+      </w:pPr>
+      <w:r>
+        <w:rPr>
+          <w:rFonts w:ascii="Times New Roman" w:hAnsi="Times New Roman" w:cs="Times New Roman"/>
+          <w:color w:val="FF0000"/>
+        </w:rPr>
+        <w:t xml:space="preserve">БИК: [БИК банка]</w:t>
+      </w:r>
+    </w:p>
+    <w:p>
+      <w:pPr>
+        <w:spacing w:after="0" w:line="240" w:lineRule="auto"/>
+        <w:ind w:firstLine="709"/>
+        <w:jc w:val="both"/>
+        <w:rPr>
+          <w:rFonts w:ascii="Times New Roman" w:hAnsi="Times New Roman" w:cs="Times New Roman"/>
+          <w:color w:val="FF0000"/>
+        </w:rPr>
+      </w:pPr>
+      <w:r>
+        <w:rPr>
+          <w:rFonts w:ascii="Times New Roman" w:hAnsi="Times New Roman" w:cs="Times New Roman"/>
+          <w:color w:val="FF0000"/>
+        </w:rPr>
+        <w:t xml:space="preserve">Телефон: [номер телефона]    E-mail: [адрес электронной почты]</w:t>
+      </w:r>
+    </w:p>
+    <w:p>
+      <w:pPr>
+        <w:spacing w:after="0" w:line="240" w:lineRule="auto"/>
+        <w:ind w:firstLine="709"/>
+        <w:jc w:val="both"/>
+        <w:rPr>
+          <w:rFonts w:ascii="Times New Roman" w:hAnsi="Times New Roman" w:cs="Times New Roman"/>
+          <w:color w:val="FF0000"/>
+        </w:rPr>
+      </w:pPr>
+      <w:r>
+        <w:rPr>
+          <w:rFonts w:ascii="Times New Roman" w:hAnsi="Times New Roman" w:cs="Times New Roman"/>
+          <w:color w:val="FF0000"/>
+        </w:rPr>
+        <w:t xml:space="preserve">___________________ / [ФИО Исполнителя] /</w:t>
       </w:r>
     </w:p>
     <w:p>

--- a/_specs/samozanyatye/templates/dogovor-uslug.docx
+++ b/_specs/samozanyatye/templates/dogovor-uslug.docx
@@ -351,7 +351,7 @@
             <w14:bevel/>
           </w14:textOutline>
         </w:rPr>
-        <w:t xml:space="preserve">1.1.1. Заданием Стороны признают поручение Заказчика, размещенное в информационной системе Заказчика, с указанием состава услуг, требуемого результата, объема, стоимости и срока оказания. Задание считается принятым Исполнителем с момента подтверждения им Задания в информационной системе. Задания являются неотъемлемой частью Договора.</w:t>
+        <w:t xml:space="preserve">1.1.1. Платформой Стороны признают принадлежащий Заказчику веб-сервис (личный кабинет Исполнителя), доступный в сети Интернет по адресу https://crm.истсайд.рф, в котором Стороны размещают и подтверждают Задания, формируют и подписывают акты приема-передачи оказанных услуг, обмениваются сообщениями и документами. Доступ Исполнителя к Платформе осуществляется по адресу электронной почты, указанному в разделе 9 Договора, и одноразовому коду, направляемому Заказчиком на этот адрес. Обмен документами через Платформу совершается в электронной форме (пункт 2 статьи 160, пункт 2 статьи 434 Гражданского кодекса Российской Федерации), а документы, подписанные простой электронной подписью в порядке пункта 8.5 Договора, признаются равнозначными документам на бумажном носителе, подписанным собственноручно (часть 2 статьи 6 Федерального закона от 06.04.2011 № 63-ФЗ «Об электронной подписи»).</w:t>
       </w:r>
     </w:p>
     <w:p>
@@ -397,7 +397,53 @@
             <w14:bevel/>
           </w14:textOutline>
         </w:rPr>
-        <w:t xml:space="preserve">1.1.2. Планы работ, которые Исполнитель составляет самостоятельно для организации своей деятельности (в том числе дневные, недельные и месячные), и текущая переписка Сторон Заданиями не являются, самостоятельной оплате не подлежат и в Акт приема-передачи оказанных услуг не включаются.</w:t>
+        <w:t xml:space="preserve">1.1.2. Заданием Стороны признают поручение Заказчика, размещенное в Платформе, с указанием состава услуг, требуемого результата, объема, стоимости и срока оказания. Задание считается принятым Исполнителем с момента подтверждения им Задания в Платформе. Задания являются неотъемлемой частью Договора.</w:t>
+      </w:r>
+    </w:p>
+    <w:p>
+      <w:pPr>
+        <w:pBdr>
+          <w:top w:val="nil"/>
+          <w:left w:val="nil"/>
+          <w:bottom w:val="nil"/>
+          <w:right w:val="nil"/>
+          <w:between w:val="nil"/>
+          <w:bar w:val="nil"/>
+        </w:pBdr>
+        <w:spacing w:after="60"/>
+        <w:ind w:firstLine="709"/>
+        <w:jc w:val="both"/>
+        <w:rPr>
+          <w:rFonts w:ascii="Times New Roman" w:eastAsia="Arial Unicode MS" w:hAnsi="Times New Roman" w:cs="Arial Unicode MS"/>
+          <w:b/>
+          <w:bCs/>
+          <w:color w:val="000000"/>
+          <w:u w:color="000000"/>
+          <w:bdr w:val="nil"/>
+          <w:lang w:eastAsia="ru-RU"/>
+          <w14:textOutline w14:w="0" w14:cap="flat" w14:cmpd="sng" w14:algn="ctr">
+            <w14:noFill/>
+            <w14:prstDash w14:val="solid"/>
+            <w14:bevel/>
+          </w14:textOutline>
+        </w:rPr>
+      </w:pPr>
+      <w:r>
+        <w:rPr>
+          <w:rFonts w:ascii="Times New Roman" w:eastAsia="Arial Unicode MS" w:hAnsi="Times New Roman" w:cs="Arial Unicode MS"/>
+          <w:b/>
+          <w:bCs/>
+          <w:color w:val="000000"/>
+          <w:u w:color="000000"/>
+          <w:bdr w:val="nil"/>
+          <w:lang w:eastAsia="ru-RU"/>
+          <w14:textOutline w14:w="0" w14:cap="flat" w14:cmpd="sng" w14:algn="ctr">
+            <w14:noFill/>
+            <w14:prstDash w14:val="solid"/>
+            <w14:bevel/>
+          </w14:textOutline>
+        </w:rPr>
+        <w:t xml:space="preserve">1.1.3. Планы работ, которые Исполнитель составляет самостоятельно для организации своей деятельности (в том числе дневные, недельные и месячные), и текущая переписка Сторон Заданиями не являются, самостоятельной оплате не подлежат и в Акт приема-передачи оказанных услуг не включаются.</w:t>
       </w:r>
     </w:p>
     <w:p>
@@ -1775,7 +1821,7 @@
             <w14:bevel/>
           </w14:textOutline>
         </w:rPr>
-        <w:t xml:space="preserve">2.1.14.1. Согласованием содержания, объема, сроков и стоимости дополнительных услуг Стороны признают Задание, размещенное Заказчиком в информационной системе и подтвержденное Исполнителем. Оформление отдельного документа в этом случае не требуется.</w:t>
+        <w:t xml:space="preserve">2.1.14.1. Согласованием содержания, объема, сроков и стоимости дополнительных услуг Стороны признают Задание, размещенное Заказчиком в Платформе (пункт 1.1.1 Договора) и подтвержденное Исполнителем. Оформление отдельного документа в этом случае не требуется.</w:t>
       </w:r>
     </w:p>
     <w:p>
@@ -2499,7 +2545,7 @@
             <w14:bevel/>
           </w14:textOutline>
         </w:rPr>
-        <w:t xml:space="preserve">3.3. Основанием расчетов является принятое Заказчиком Задание. Исполнитель составляет Акт приема-передачи оказанных услуг по каждому принятому Заданию либо по группе принятых Заданий с указанием перечня, объема и стоимости принятых результатов и направляет его Заказчику через информационную систему Заказчика либо на адрес электронной почты Заказчика, указанный в настоящем Договоре. Оплата производится за фактически оказанные и принятые услуги, а не за нахождение Исполнителя в распоряжении Заказчика.</w:t>
+        <w:t xml:space="preserve">3.3. Основанием расчетов является принятое Заказчиком Задание. Исполнитель составляет Акт приема-передачи оказанных услуг по каждому принятому Заданию либо по группе принятых Заданий с указанием перечня, объема и стоимости принятых результатов и направляет его Заказчику через Платформу либо на адрес электронной почты Заказчика, указанный в настоящем Договоре. Оплата производится за фактически оказанные и принятые услуги, а не за нахождение Исполнителя в распоряжении Заказчика.</w:t>
       </w:r>
     </w:p>
     <w:p>
@@ -3060,7 +3106,7 @@
             <w14:bevel/>
           </w14:textOutline>
         </w:rPr>
-        <w:t xml:space="preserve">3.13. Заказчик перед каждой выплатой проверяет статус Исполнителя как плательщика налога на профессиональный доход по его ИНН в открытом сервисе Федеральной налоговой службы. Результат проверки с датой сохраняется в информационной системе Заказчика.</w:t>
+        <w:t xml:space="preserve">3.13. Заказчик перед каждой выплатой проверяет статус Исполнителя как плательщика налога на профессиональный доход по его ИНН в открытом сервисе Федеральной налоговой службы. Результат проверки с датой сохраняется в Платформе.</w:t>
       </w:r>
     </w:p>
     <w:p>
@@ -4555,7 +4601,7 @@
             <w14:bevel/>
           </w14:textOutline>
         </w:rPr>
-        <w:t xml:space="preserve">8.5.1. Стороны признают равнозначными документам на бумажном носителе, подписанным собственноручной подписью, документы (Договор, приложения, задания, акты, дополнительные соглашения), подписанные простой электронной подписью в информационной системе Заказчика.</w:t>
+        <w:t xml:space="preserve">8.5.1. Стороны признают равнозначными документам на бумажном носителе, подписанным собственноручной подписью, документы (Договор, приложения, задания, акты, дополнительные соглашения), подписанные простой электронной подписью в Платформе (пункт 1.1.1 Договора).</w:t>
       </w:r>
     </w:p>
     <w:p>
@@ -4681,7 +4727,7 @@
             <w14:bevel/>
           </w14:textOutline>
         </w:rPr>
-        <w:t xml:space="preserve">8.5.4. Информационная система Заказчика фиксирует дату и время подписания, версию подписанного документа, идентификатор Исполнителя, сетевой адрес и сведения об устройстве, с которого выполнено подписание. Указанные сведения признаются Сторонами достаточным подтверждением подписания документа Исполнителем.</w:t>
+        <w:t xml:space="preserve">8.5.4. Платформа фиксирует дату и время подписания, версию подписанного документа, идентификатор Исполнителя, сетевой адрес и сведения об устройстве, с которого выполнено подписание. Указанные сведения признаются Сторонами достаточным подтверждением подписания документа Исполнителем.</w:t>
       </w:r>
     </w:p>
     <w:p>
@@ -5820,7 +5866,7 @@
           <w:rFonts w:ascii="Times New Roman" w:hAnsi="Times New Roman" w:cs="Times New Roman"/>
           <w:color w:val="FF0000"/>
         </w:rPr>
-        <w:t xml:space="preserve">2. Дополнительные услуги, не предусмотренные настоящим Приложением, оказываются на основании Задания, размещенного Заказчиком в информационной системе и подтвержденного Исполнителем. Такое Задание признается согласованием содержания, объема, сроков и стоимости соответствующих услуг (пункты 2.1.14 и 2.1.14.1 Договора).</w:t>
+        <w:t xml:space="preserve">2. Дополнительные услуги, не предусмотренные настоящим Приложением, оказываются на основании Задания, размещенного Заказчиком в Платформе (пункт 1.1.1 Договора) и подтвержденного Исполнителем. Такое Задание признается согласованием содержания, объема, сроков и стоимости соответствующих услуг (пункты 2.1.14 и 2.1.14.1 Договора).</w:t>
       </w:r>
     </w:p>
     <w:p>
@@ -5874,7 +5920,7 @@
           <w:rFonts w:ascii="Times New Roman" w:hAnsi="Times New Roman" w:cs="Times New Roman"/>
           <w:color w:val="FF0000"/>
         </w:rPr>
-        <w:t xml:space="preserve">3.2. Заказчик вправе в одностороннем порядке изменять размещенные по Ссылке условия и обязуется уведомить Исполнителя об изменениях в тот же день через информационную систему Заказчика и (или) уполномоченные каналы связи. Уведомление содержит дату изменения и перечень изменившихся позиций.</w:t>
+        <w:t xml:space="preserve">3.2. Заказчик вправе в одностороннем порядке изменять размещенные по Ссылке условия и обязуется уведомить Исполнителя об изменениях в тот же день через Платформу и (или) уполномоченные каналы связи. Уведомление содержит дату изменения и перечень изменившихся позиций.</w:t>
       </w:r>
     </w:p>
     <w:p>
@@ -5910,7 +5956,7 @@
           <w:rFonts w:ascii="Times New Roman" w:hAnsi="Times New Roman" w:cs="Times New Roman"/>
           <w:color w:val="FF0000"/>
         </w:rPr>
-        <w:t xml:space="preserve">3.4. Получив уведомление, Исполнитель обязан ознакомиться с новой редакцией по Ссылке и подтвердить ознакомление в информационной системе Заказчика либо ответом по уполномоченному каналу связи не позднее 1 (одного) рабочего дня. Принятие Исполнителем Задания после изменения означает согласие с редакцией, действующей на дату выдачи такого Задания.</w:t>
+        <w:t xml:space="preserve">3.4. Получив уведомление, Исполнитель обязан ознакомиться с новой редакцией по Ссылке и подтвердить ознакомление в Платформе либо ответом по уполномоченному каналу связи не позднее 1 (одного) рабочего дня. Принятие Исполнителем Задания после изменения означает согласие с редакцией, действующей на дату выдачи такого Задания.</w:t>
       </w:r>
     </w:p>
     <w:p>

--- a/_specs/samozanyatye/templates/dogovor-uslug.docx
+++ b/_specs/samozanyatye/templates/dogovor-uslug.docx
@@ -1313,6 +1313,169 @@
       <w:r>
         <w:rPr>
           <w:rFonts w:ascii="Times New Roman" w:eastAsia="Arial Unicode MS" w:hAnsi="Times New Roman" w:cs="Arial Unicode MS"/>
+          <w:color w:val="000000"/>
+          <w:u w:color="000000"/>
+          <w:bdr w:val="nil"/>
+          <w:lang w:eastAsia="ru-RU"/>
+          <w14:textOutline w14:w="0" w14:cap="flat" w14:cmpd="sng" w14:algn="ctr">
+            <w14:noFill/>
+            <w14:prstDash w14:val="solid"/>
+            <w14:bevel/>
+          </w14:textOutline>
+        </w:rPr>
+        <w:t xml:space="preserve">2.1.9. По завершении срока действия настоящего Договора или при его досрочном расторжении передать Заказчику документы, материалы, результаты оказанных услуг, сведения о незавершенных согласованных действиях, а также контакты лиц, взаимодействие с которыми осуществлялось Исполнителем в рамках исполнения настоящего Договора, если такие сведения были получены при оказании услуг и подлежат передаче Заказчику. Передача осуществляется через Платформу. Передача персональных данных клиентов Заказчика (в том числе имен, контактов и сведений об обучении) по электронной почте, в мессенджерах и иными способами вне Платформы не допускается.</w:t>
+      </w:r>
+    </w:p>
+    <w:p>
+      <w:pPr>
+        <w:pBdr>
+          <w:top w:val="nil"/>
+          <w:left w:val="nil"/>
+          <w:bottom w:val="nil"/>
+          <w:right w:val="nil"/>
+          <w:between w:val="nil"/>
+          <w:bar w:val="nil"/>
+        </w:pBdr>
+        <w:spacing w:after="60"/>
+        <w:ind w:firstLine="709"/>
+        <w:jc w:val="both"/>
+        <w:rPr>
+          <w:rFonts w:ascii="Times New Roman" w:eastAsia="Arial Unicode MS" w:hAnsi="Times New Roman" w:cs="Arial Unicode MS"/>
+          <w:color w:val="000000"/>
+          <w:u w:color="000000"/>
+          <w:bdr w:val="nil"/>
+          <w:lang w:eastAsia="ru-RU"/>
+          <w14:textOutline w14:w="0" w14:cap="flat" w14:cmpd="sng" w14:algn="ctr">
+            <w14:noFill/>
+            <w14:prstDash w14:val="solid"/>
+            <w14:bevel/>
+          </w14:textOutline>
+        </w:rPr>
+      </w:pPr>
+      <w:r>
+        <w:rPr>
+          <w:rFonts w:ascii="Times New Roman" w:eastAsia="Arial Unicode MS" w:hAnsi="Times New Roman" w:cs="Arial Unicode MS"/>
+          <w:color w:val="000000"/>
+          <w:u w:color="000000"/>
+          <w:bdr w:val="nil"/>
+          <w:lang w:eastAsia="ru-RU"/>
+          <w14:textOutline w14:w="0" w14:cap="flat" w14:cmpd="sng" w14:algn="ctr">
+            <w14:noFill/>
+            <w14:prstDash w14:val="solid"/>
+            <w14:bevel/>
+          </w14:textOutline>
+        </w:rPr>
+        <w:t xml:space="preserve">2.1.10. </w:t>
+      </w:r>
+      <w:proofErr w:type="gramStart"/>
+      <w:r>
+        <w:rPr>
+          <w:rFonts w:ascii="Times New Roman" w:eastAsia="Arial Unicode MS" w:hAnsi="Times New Roman" w:cs="Arial Unicode MS"/>
+          <w:color w:val="000000"/>
+          <w:u w:color="000000"/>
+          <w:bdr w:val="nil"/>
+          <w:lang w:eastAsia="ru-RU"/>
+          <w14:textOutline w14:w="0" w14:cap="flat" w14:cmpd="sng" w14:algn="ctr">
+            <w14:noFill/>
+            <w14:prstDash w14:val="solid"/>
+            <w14:bevel/>
+          </w14:textOutline>
+        </w:rPr>
+        <w:t>Не распространять, не удалять, не портить материалы Заказчика, в том числе информационные, графические, текстовые, расположенные на электронных платформах (сайте, диске, в облачном хранилище</w:t>
+      </w:r>
+      <w:r>
+        <w:rPr>
+          <w:rFonts w:ascii="Times New Roman" w:eastAsia="Arial Unicode MS" w:hAnsi="Times New Roman" w:cs="Arial Unicode MS"/>
+          <w:color w:val="000000"/>
+          <w:u w:color="000000"/>
+          <w:bdr w:val="nil"/>
+          <w:lang w:val="fr-FR" w:eastAsia="ru-RU"/>
+          <w14:textOutline w14:w="0" w14:cap="flat" w14:cmpd="sng" w14:algn="ctr">
+            <w14:noFill/>
+            <w14:prstDash w14:val="solid"/>
+            <w14:bevel/>
+          </w14:textOutline>
+        </w:rPr>
+        <w:t xml:space="preserve">, Notion, </w:t>
+      </w:r>
+      <w:proofErr w:type="spellStart"/>
+      <w:r>
+        <w:rPr>
+          <w:rFonts w:ascii="Times New Roman" w:eastAsia="Arial Unicode MS" w:hAnsi="Times New Roman" w:cs="Arial Unicode MS"/>
+          <w:color w:val="000000"/>
+          <w:u w:color="000000"/>
+          <w:bdr w:val="nil"/>
+          <w:lang w:val="fr-FR" w:eastAsia="ru-RU"/>
+          <w14:textOutline w14:w="0" w14:cap="flat" w14:cmpd="sng" w14:algn="ctr">
+            <w14:noFill/>
+            <w14:prstDash w14:val="solid"/>
+            <w14:bevel/>
+          </w14:textOutline>
+        </w:rPr>
+        <w:t>Bitrix</w:t>
+      </w:r>
+      <w:proofErr w:type="spellEnd"/>
+      <w:r>
+        <w:rPr>
+          <w:rFonts w:ascii="Times New Roman" w:eastAsia="Arial Unicode MS" w:hAnsi="Times New Roman" w:cs="Arial Unicode MS"/>
+          <w:color w:val="000000"/>
+          <w:u w:color="000000"/>
+          <w:bdr w:val="nil"/>
+          <w:lang w:val="fr-FR" w:eastAsia="ru-RU"/>
+          <w14:textOutline w14:w="0" w14:cap="flat" w14:cmpd="sng" w14:algn="ctr">
+            <w14:noFill/>
+            <w14:prstDash w14:val="solid"/>
+            <w14:bevel/>
+          </w14:textOutline>
+        </w:rPr>
+        <w:t xml:space="preserve">) </w:t>
+      </w:r>
+      <w:r>
+        <w:rPr>
+          <w:rFonts w:ascii="Times New Roman" w:eastAsia="Arial Unicode MS" w:hAnsi="Times New Roman" w:cs="Arial Unicode MS"/>
+          <w:color w:val="000000"/>
+          <w:u w:color="000000"/>
+          <w:bdr w:val="nil"/>
+          <w:lang w:eastAsia="ru-RU"/>
+          <w14:textOutline w14:w="0" w14:cap="flat" w14:cmpd="sng" w14:algn="ctr">
+            <w14:noFill/>
+            <w14:prstDash w14:val="solid"/>
+            <w14:bevel/>
+          </w14:textOutline>
+        </w:rPr>
+        <w:t>Заказчика.</w:t>
+      </w:r>
+      <w:proofErr w:type="gramEnd"/>
+    </w:p>
+    <w:p>
+      <w:pPr>
+        <w:pBdr>
+          <w:top w:val="nil"/>
+          <w:left w:val="nil"/>
+          <w:bottom w:val="nil"/>
+          <w:right w:val="nil"/>
+          <w:between w:val="nil"/>
+          <w:bar w:val="nil"/>
+        </w:pBdr>
+        <w:spacing w:after="60"/>
+        <w:ind w:firstLine="709"/>
+        <w:jc w:val="both"/>
+        <w:rPr>
+          <w:rFonts w:ascii="Times New Roman" w:eastAsia="Arial Unicode MS" w:hAnsi="Times New Roman" w:cs="Arial Unicode MS"/>
+          <w:color w:val="000000"/>
+          <w:u w:color="000000"/>
+          <w:bdr w:val="nil"/>
+          <w:lang w:eastAsia="ru-RU"/>
+          <w14:textOutline w14:w="0" w14:cap="flat" w14:cmpd="sng" w14:algn="ctr">
+            <w14:noFill/>
+            <w14:prstDash w14:val="solid"/>
+            <w14:bevel/>
+          </w14:textOutline>
+        </w:rPr>
+      </w:pPr>
+      <w:r>
+        <w:rPr>
+          <w:rFonts w:ascii="Times New Roman" w:eastAsia="Arial Unicode MS" w:hAnsi="Times New Roman" w:cs="Arial Unicode MS"/>
           <w:b/>
           <w:bCs/>
           <w:color w:val="000000"/>
@@ -1325,9 +1488,35 @@
             <w14:bevel/>
           </w14:textOutline>
         </w:rPr>
-        <w:t xml:space="preserve">2.1.9. По завершении срока действия настоящего Договора или при его досрочном расторжении передать Заказчику документы, материалы, результаты оказанных услуг, сведения о незавершенных согласованных действиях, а также контакты лиц, взаимодействие с которыми осуществлялось Исполнителем в рамках исполнения настоящего Договора, если такие сведения были получены при оказании услуг и подлежат передаче Заказчику. Передача осуществляется по электронной почте, через </w:t>
-      </w:r>
-      <w:proofErr w:type="gramStart"/>
+        <w:t>2.1.11. При предоставлении Заказчиком доступа к онлайн-сервисам, аккаунтам и иным цифровым ресурсам использовать такие доступы исключительно для целей исполнения настоящего Договора, соблюдать режим конфиденциальности и по требованию Заказчика либо при прекращении Договора прекратить использование соответствующих доступов и передать Заказчику информацию, необходимую для восстановления полного контроля над такими ресурсами.</w:t>
+      </w:r>
+    </w:p>
+    <w:p>
+      <w:pPr>
+        <w:pBdr>
+          <w:top w:val="nil"/>
+          <w:left w:val="nil"/>
+          <w:bottom w:val="nil"/>
+          <w:right w:val="nil"/>
+          <w:between w:val="nil"/>
+          <w:bar w:val="nil"/>
+        </w:pBdr>
+        <w:spacing w:after="60"/>
+        <w:ind w:firstLine="709"/>
+        <w:jc w:val="both"/>
+        <w:rPr>
+          <w:rFonts w:ascii="Times New Roman" w:eastAsia="Arial Unicode MS" w:hAnsi="Times New Roman" w:cs="Arial Unicode MS"/>
+          <w:color w:val="000000"/>
+          <w:u w:color="000000"/>
+          <w:bdr w:val="nil"/>
+          <w:lang w:eastAsia="ru-RU"/>
+          <w14:textOutline w14:w="0" w14:cap="flat" w14:cmpd="sng" w14:algn="ctr">
+            <w14:noFill/>
+            <w14:prstDash w14:val="solid"/>
+            <w14:bevel/>
+          </w14:textOutline>
+        </w:rPr>
+      </w:pPr>
       <w:r>
         <w:rPr>
           <w:rFonts w:ascii="Times New Roman" w:eastAsia="Arial Unicode MS" w:hAnsi="Times New Roman" w:cs="Arial Unicode MS"/>
@@ -1343,9 +1532,9 @@
             <w14:bevel/>
           </w14:textOutline>
         </w:rPr>
-        <w:t>согласованные</w:t>
-      </w:r>
-      <w:proofErr w:type="gramEnd"/>
+        <w:t xml:space="preserve">2.1.12. Не позднее 1 (одного) рабочего дня </w:t>
+      </w:r>
+      <w:proofErr w:type="gramStart"/>
       <w:r>
         <w:rPr>
           <w:rFonts w:ascii="Times New Roman" w:eastAsia="Arial Unicode MS" w:hAnsi="Times New Roman" w:cs="Arial Unicode MS"/>
@@ -1361,156 +1550,9 @@
             <w14:bevel/>
           </w14:textOutline>
         </w:rPr>
-        <w:t xml:space="preserve"> Сторонами онлайн-сервисы либо иным согласованным способом.</w:t>
-      </w:r>
-    </w:p>
-    <w:p>
-      <w:pPr>
-        <w:pBdr>
-          <w:top w:val="nil"/>
-          <w:left w:val="nil"/>
-          <w:bottom w:val="nil"/>
-          <w:right w:val="nil"/>
-          <w:between w:val="nil"/>
-          <w:bar w:val="nil"/>
-        </w:pBdr>
-        <w:spacing w:after="60"/>
-        <w:ind w:firstLine="709"/>
-        <w:jc w:val="both"/>
-        <w:rPr>
-          <w:rFonts w:ascii="Times New Roman" w:eastAsia="Arial Unicode MS" w:hAnsi="Times New Roman" w:cs="Arial Unicode MS"/>
-          <w:color w:val="000000"/>
-          <w:u w:color="000000"/>
-          <w:bdr w:val="nil"/>
-          <w:lang w:eastAsia="ru-RU"/>
-          <w14:textOutline w14:w="0" w14:cap="flat" w14:cmpd="sng" w14:algn="ctr">
-            <w14:noFill/>
-            <w14:prstDash w14:val="solid"/>
-            <w14:bevel/>
-          </w14:textOutline>
-        </w:rPr>
-      </w:pPr>
-      <w:r>
-        <w:rPr>
-          <w:rFonts w:ascii="Times New Roman" w:eastAsia="Arial Unicode MS" w:hAnsi="Times New Roman" w:cs="Arial Unicode MS"/>
-          <w:color w:val="000000"/>
-          <w:u w:color="000000"/>
-          <w:bdr w:val="nil"/>
-          <w:lang w:eastAsia="ru-RU"/>
-          <w14:textOutline w14:w="0" w14:cap="flat" w14:cmpd="sng" w14:algn="ctr">
-            <w14:noFill/>
-            <w14:prstDash w14:val="solid"/>
-            <w14:bevel/>
-          </w14:textOutline>
-        </w:rPr>
-        <w:t xml:space="preserve">2.1.10. </w:t>
-      </w:r>
-      <w:proofErr w:type="gramStart"/>
-      <w:r>
-        <w:rPr>
-          <w:rFonts w:ascii="Times New Roman" w:eastAsia="Arial Unicode MS" w:hAnsi="Times New Roman" w:cs="Arial Unicode MS"/>
-          <w:color w:val="000000"/>
-          <w:u w:color="000000"/>
-          <w:bdr w:val="nil"/>
-          <w:lang w:eastAsia="ru-RU"/>
-          <w14:textOutline w14:w="0" w14:cap="flat" w14:cmpd="sng" w14:algn="ctr">
-            <w14:noFill/>
-            <w14:prstDash w14:val="solid"/>
-            <w14:bevel/>
-          </w14:textOutline>
-        </w:rPr>
-        <w:t>Не распространять, не удалять, не портить материалы Заказчика, в том числе информационные, графические, текстовые, расположенные на электронных платформах (сайте, диске, в облачном хранилище</w:t>
-      </w:r>
-      <w:r>
-        <w:rPr>
-          <w:rFonts w:ascii="Times New Roman" w:eastAsia="Arial Unicode MS" w:hAnsi="Times New Roman" w:cs="Arial Unicode MS"/>
-          <w:color w:val="000000"/>
-          <w:u w:color="000000"/>
-          <w:bdr w:val="nil"/>
-          <w:lang w:val="fr-FR" w:eastAsia="ru-RU"/>
-          <w14:textOutline w14:w="0" w14:cap="flat" w14:cmpd="sng" w14:algn="ctr">
-            <w14:noFill/>
-            <w14:prstDash w14:val="solid"/>
-            <w14:bevel/>
-          </w14:textOutline>
-        </w:rPr>
-        <w:t xml:space="preserve">, Notion, </w:t>
-      </w:r>
-      <w:proofErr w:type="spellStart"/>
-      <w:r>
-        <w:rPr>
-          <w:rFonts w:ascii="Times New Roman" w:eastAsia="Arial Unicode MS" w:hAnsi="Times New Roman" w:cs="Arial Unicode MS"/>
-          <w:color w:val="000000"/>
-          <w:u w:color="000000"/>
-          <w:bdr w:val="nil"/>
-          <w:lang w:val="fr-FR" w:eastAsia="ru-RU"/>
-          <w14:textOutline w14:w="0" w14:cap="flat" w14:cmpd="sng" w14:algn="ctr">
-            <w14:noFill/>
-            <w14:prstDash w14:val="solid"/>
-            <w14:bevel/>
-          </w14:textOutline>
-        </w:rPr>
-        <w:t>Bitrix</w:t>
-      </w:r>
-      <w:proofErr w:type="spellEnd"/>
-      <w:r>
-        <w:rPr>
-          <w:rFonts w:ascii="Times New Roman" w:eastAsia="Arial Unicode MS" w:hAnsi="Times New Roman" w:cs="Arial Unicode MS"/>
-          <w:color w:val="000000"/>
-          <w:u w:color="000000"/>
-          <w:bdr w:val="nil"/>
-          <w:lang w:val="fr-FR" w:eastAsia="ru-RU"/>
-          <w14:textOutline w14:w="0" w14:cap="flat" w14:cmpd="sng" w14:algn="ctr">
-            <w14:noFill/>
-            <w14:prstDash w14:val="solid"/>
-            <w14:bevel/>
-          </w14:textOutline>
-        </w:rPr>
-        <w:t xml:space="preserve">) </w:t>
-      </w:r>
-      <w:r>
-        <w:rPr>
-          <w:rFonts w:ascii="Times New Roman" w:eastAsia="Arial Unicode MS" w:hAnsi="Times New Roman" w:cs="Arial Unicode MS"/>
-          <w:color w:val="000000"/>
-          <w:u w:color="000000"/>
-          <w:bdr w:val="nil"/>
-          <w:lang w:eastAsia="ru-RU"/>
-          <w14:textOutline w14:w="0" w14:cap="flat" w14:cmpd="sng" w14:algn="ctr">
-            <w14:noFill/>
-            <w14:prstDash w14:val="solid"/>
-            <w14:bevel/>
-          </w14:textOutline>
-        </w:rPr>
-        <w:t>Заказчика.</w:t>
+        <w:t>с даты прекращения</w:t>
       </w:r>
       <w:proofErr w:type="gramEnd"/>
-    </w:p>
-    <w:p>
-      <w:pPr>
-        <w:pBdr>
-          <w:top w:val="nil"/>
-          <w:left w:val="nil"/>
-          <w:bottom w:val="nil"/>
-          <w:right w:val="nil"/>
-          <w:between w:val="nil"/>
-          <w:bar w:val="nil"/>
-        </w:pBdr>
-        <w:spacing w:after="60"/>
-        <w:ind w:firstLine="709"/>
-        <w:jc w:val="both"/>
-        <w:rPr>
-          <w:rFonts w:ascii="Times New Roman" w:eastAsia="Arial Unicode MS" w:hAnsi="Times New Roman" w:cs="Arial Unicode MS"/>
-          <w:color w:val="000000"/>
-          <w:u w:color="000000"/>
-          <w:bdr w:val="nil"/>
-          <w:lang w:eastAsia="ru-RU"/>
-          <w14:textOutline w14:w="0" w14:cap="flat" w14:cmpd="sng" w14:algn="ctr">
-            <w14:noFill/>
-            <w14:prstDash w14:val="solid"/>
-            <w14:bevel/>
-          </w14:textOutline>
-        </w:rPr>
-      </w:pPr>
       <w:r>
         <w:rPr>
           <w:rFonts w:ascii="Times New Roman" w:eastAsia="Arial Unicode MS" w:hAnsi="Times New Roman" w:cs="Arial Unicode MS"/>
@@ -1526,7 +1568,49 @@
             <w14:bevel/>
           </w14:textOutline>
         </w:rPr>
-        <w:t>2.1.11. При предоставлении Заказчиком доступа к онлайн-сервисам, аккаунтам и иным цифровым ресурсам использовать такие доступы исключительно для целей исполнения настоящего Договора, соблюдать режим конфиденциальности и по требованию Заказчика либо при прекращении Договора прекратить использование соответствующих доступов и передать Заказчику информацию, необходимую для восстановления полного контроля над такими ресурсами.</w:t>
+        <w:t xml:space="preserve"> настоящего Договора прекратить использование всех аккаунтов, сервисов и иных цифровых ресурсов Заказчика, доступ к которым был предоставлен Исполнителю в связи с исполнением настоящего Договора, если иное письменно не согласовано Сторонами.</w:t>
+      </w:r>
+    </w:p>
+    <w:p>
+      <w:pPr>
+        <w:pBdr>
+          <w:top w:val="nil"/>
+          <w:left w:val="nil"/>
+          <w:bottom w:val="nil"/>
+          <w:right w:val="nil"/>
+          <w:between w:val="nil"/>
+          <w:bar w:val="nil"/>
+        </w:pBdr>
+        <w:spacing w:after="60"/>
+        <w:ind w:firstLine="709"/>
+        <w:jc w:val="both"/>
+        <w:rPr>
+          <w:rFonts w:ascii="Times New Roman" w:eastAsia="Arial Unicode MS" w:hAnsi="Times New Roman" w:cs="Arial Unicode MS"/>
+          <w:color w:val="0000FF"/>
+          <w:u w:color="000000"/>
+          <w:bdr w:val="nil"/>
+          <w:lang w:eastAsia="ru-RU"/>
+          <w14:textOutline w14:w="0" w14:cap="flat" w14:cmpd="sng" w14:algn="ctr">
+            <w14:noFill/>
+            <w14:prstDash w14:val="solid"/>
+            <w14:bevel/>
+          </w14:textOutline>
+        </w:rPr>
+      </w:pPr>
+      <w:r>
+        <w:rPr>
+          <w:rFonts w:ascii="Times New Roman" w:eastAsia="Arial Unicode MS" w:hAnsi="Times New Roman" w:cs="Arial Unicode MS"/>
+          <w:color w:val="0000FF"/>
+          <w:u w:color="000000"/>
+          <w:bdr w:val="nil"/>
+          <w:lang w:eastAsia="ru-RU"/>
+          <w14:textOutline w14:w="0" w14:cap="flat" w14:cmpd="sng" w14:algn="ctr">
+            <w14:noFill/>
+            <w14:prstDash w14:val="solid"/>
+            <w14:bevel/>
+          </w14:textOutline>
+        </w:rPr>
+        <w:t xml:space="preserve">2.1.13. Не позднее 5 (пяти) рабочих дней со дня приемки Заказчиком результата по Заданию подписать в Платформе Акт приема-передачи оказанных услуг, сформированный по этому Заданию, либо направить Заказчику мотивированные возражения по объему или стоимости.</w:t>
       </w:r>
     </w:p>
     <w:p>
@@ -1570,9 +1654,8 @@
             <w14:bevel/>
           </w14:textOutline>
         </w:rPr>
-        <w:t xml:space="preserve">2.1.12. Не позднее 1 (одного) рабочего дня </w:t>
-      </w:r>
-      <w:proofErr w:type="gramStart"/>
+        <w:t>2.1.14. Дополнительные услуги, не предусмотренные настоящим Договором и Приложением № 1</w:t>
+      </w:r>
       <w:r>
         <w:rPr>
           <w:rFonts w:ascii="Times New Roman" w:eastAsia="Arial Unicode MS" w:hAnsi="Times New Roman" w:cs="Arial Unicode MS"/>
@@ -1588,111 +1671,42 @@
             <w14:bevel/>
           </w14:textOutline>
         </w:rPr>
-        <w:t>с даты прекращения</w:t>
-      </w:r>
-      <w:proofErr w:type="gramEnd"/>
+        <w:t xml:space="preserve"> </w:t>
+      </w:r>
       <w:r>
         <w:rPr>
           <w:rFonts w:ascii="Times New Roman" w:eastAsia="Arial Unicode MS" w:hAnsi="Times New Roman" w:cs="Arial Unicode MS"/>
           <w:b/>
           <w:bCs/>
-          <w:color w:val="000000"/>
-          <w:u w:color="000000"/>
-          <w:bdr w:val="nil"/>
-          <w:lang w:eastAsia="ru-RU"/>
-          <w14:textOutline w14:w="0" w14:cap="flat" w14:cmpd="sng" w14:algn="ctr">
-            <w14:noFill/>
-            <w14:prstDash w14:val="solid"/>
-            <w14:bevel/>
-          </w14:textOutline>
-        </w:rPr>
-        <w:t xml:space="preserve"> настоящего Договора прекратить использование всех аккаунтов, сервисов и иных цифровых ресурсов Заказчика, доступ к которым был предоставлен Исполнителю в связи с исполнением настоящего Договора, если иное письменно не согласовано Сторонами.</w:t>
-      </w:r>
-    </w:p>
-    <w:p>
-      <w:pPr>
-        <w:pBdr>
-          <w:top w:val="nil"/>
-          <w:left w:val="nil"/>
-          <w:bottom w:val="nil"/>
-          <w:right w:val="nil"/>
-          <w:between w:val="nil"/>
-          <w:bar w:val="nil"/>
-        </w:pBdr>
-        <w:spacing w:after="60"/>
-        <w:ind w:firstLine="709"/>
-        <w:jc w:val="both"/>
-        <w:rPr>
-          <w:rFonts w:ascii="Times New Roman" w:eastAsia="Arial Unicode MS" w:hAnsi="Times New Roman" w:cs="Arial Unicode MS"/>
-          <w:color w:val="0000FF"/>
-          <w:u w:color="000000"/>
-          <w:bdr w:val="nil"/>
-          <w:lang w:eastAsia="ru-RU"/>
-          <w14:textOutline w14:w="0" w14:cap="flat" w14:cmpd="sng" w14:algn="ctr">
-            <w14:noFill/>
-            <w14:prstDash w14:val="solid"/>
-            <w14:bevel/>
-          </w14:textOutline>
-        </w:rPr>
-      </w:pPr>
-      <w:r>
-        <w:rPr>
-          <w:rFonts w:ascii="Times New Roman" w:eastAsia="Arial Unicode MS" w:hAnsi="Times New Roman" w:cs="Arial Unicode MS"/>
-          <w:color w:val="0000FF"/>
-          <w:u w:color="000000"/>
-          <w:bdr w:val="nil"/>
-          <w:lang w:eastAsia="ru-RU"/>
-          <w14:textOutline w14:w="0" w14:cap="flat" w14:cmpd="sng" w14:algn="ctr">
-            <w14:noFill/>
-            <w14:prstDash w14:val="solid"/>
-            <w14:bevel/>
-          </w14:textOutline>
-        </w:rPr>
-        <w:t xml:space="preserve">2.1.13. Не позднее 5 (пяти) рабочих дней со дня приемки Заказчиком результата по Заданию предоставлять Заказчику Акт приема-передачи оказанных услуг. Акт содержит перечень принятых Заказчиком результатов с указанием объема и стоимости по каждому Заданию; в один Акт могут быть включены несколько принятых Заданий.</w:t>
-      </w:r>
-    </w:p>
-    <w:p>
-      <w:pPr>
-        <w:pBdr>
-          <w:top w:val="nil"/>
-          <w:left w:val="nil"/>
-          <w:bottom w:val="nil"/>
-          <w:right w:val="nil"/>
-          <w:between w:val="nil"/>
-          <w:bar w:val="nil"/>
-        </w:pBdr>
-        <w:spacing w:after="60"/>
-        <w:ind w:firstLine="709"/>
-        <w:jc w:val="both"/>
-        <w:rPr>
-          <w:rFonts w:ascii="Times New Roman" w:eastAsia="Arial Unicode MS" w:hAnsi="Times New Roman" w:cs="Arial Unicode MS"/>
-          <w:color w:val="000000"/>
-          <w:u w:color="000000"/>
-          <w:bdr w:val="nil"/>
-          <w:lang w:eastAsia="ru-RU"/>
-          <w14:textOutline w14:w="0" w14:cap="flat" w14:cmpd="sng" w14:algn="ctr">
-            <w14:noFill/>
-            <w14:prstDash w14:val="solid"/>
-            <w14:bevel/>
-          </w14:textOutline>
-        </w:rPr>
-      </w:pPr>
+          <w:color w:val="FF0000"/>
+          <w:u w:color="000000"/>
+          <w:bdr w:val="nil"/>
+          <w:lang w:eastAsia="ru-RU"/>
+          <w14:textOutline w14:w="0" w14:cap="flat" w14:cmpd="sng" w14:algn="ctr">
+            <w14:noFill/>
+            <w14:prstDash w14:val="solid"/>
+            <w14:bevel/>
+          </w14:textOutline>
+        </w:rPr>
+        <w:t>к настоящему Договору</w:t>
+      </w:r>
+      <w:proofErr w:type="gramStart"/>
       <w:r>
         <w:rPr>
           <w:rFonts w:ascii="Times New Roman" w:eastAsia="Arial Unicode MS" w:hAnsi="Times New Roman" w:cs="Arial Unicode MS"/>
           <w:b/>
           <w:bCs/>
-          <w:color w:val="000000"/>
-          <w:u w:color="000000"/>
-          <w:bdr w:val="nil"/>
-          <w:lang w:eastAsia="ru-RU"/>
-          <w14:textOutline w14:w="0" w14:cap="flat" w14:cmpd="sng" w14:algn="ctr">
-            <w14:noFill/>
-            <w14:prstDash w14:val="solid"/>
-            <w14:bevel/>
-          </w14:textOutline>
-        </w:rPr>
-        <w:t>2.1.14. Дополнительные услуги, не предусмотренные настоящим Договором и Приложением № 1</w:t>
+          <w:color w:val="FF0000"/>
+          <w:u w:color="000000"/>
+          <w:bdr w:val="nil"/>
+          <w:lang w:eastAsia="ru-RU"/>
+          <w14:textOutline w14:w="0" w14:cap="flat" w14:cmpd="sng" w14:algn="ctr">
+            <w14:noFill/>
+            <w14:prstDash w14:val="solid"/>
+            <w14:bevel/>
+          </w14:textOutline>
+        </w:rPr>
+        <w:t xml:space="preserve"> </w:t>
       </w:r>
       <w:r>
         <w:rPr>
@@ -1709,43 +1723,473 @@
             <w14:bevel/>
           </w14:textOutline>
         </w:rPr>
-        <w:t xml:space="preserve"> </w:t>
-      </w:r>
+        <w:t>,</w:t>
+      </w:r>
+      <w:proofErr w:type="gramEnd"/>
       <w:r>
         <w:rPr>
           <w:rFonts w:ascii="Times New Roman" w:eastAsia="Arial Unicode MS" w:hAnsi="Times New Roman" w:cs="Arial Unicode MS"/>
           <w:b/>
           <w:bCs/>
-          <w:color w:val="FF0000"/>
-          <w:u w:color="000000"/>
-          <w:bdr w:val="nil"/>
-          <w:lang w:eastAsia="ru-RU"/>
-          <w14:textOutline w14:w="0" w14:cap="flat" w14:cmpd="sng" w14:algn="ctr">
-            <w14:noFill/>
-            <w14:prstDash w14:val="solid"/>
-            <w14:bevel/>
-          </w14:textOutline>
-        </w:rPr>
-        <w:t>к настоящему Договору</w:t>
-      </w:r>
-      <w:proofErr w:type="gramStart"/>
+          <w:color w:val="000000"/>
+          <w:u w:color="000000"/>
+          <w:bdr w:val="nil"/>
+          <w:lang w:eastAsia="ru-RU"/>
+          <w14:textOutline w14:w="0" w14:cap="flat" w14:cmpd="sng" w14:algn="ctr">
+            <w14:noFill/>
+            <w14:prstDash w14:val="solid"/>
+            <w14:bevel/>
+          </w14:textOutline>
+        </w:rPr>
+        <w:t xml:space="preserve"> оказываются только при отдельном письменном согласовании Сторонами их содержания, объема, сроков и стоимости.</w:t>
+      </w:r>
+    </w:p>
+    <w:p>
+      <w:pPr>
+        <w:pBdr>
+          <w:top w:val="nil"/>
+          <w:left w:val="nil"/>
+          <w:bottom w:val="nil"/>
+          <w:right w:val="nil"/>
+          <w:between w:val="nil"/>
+          <w:bar w:val="nil"/>
+        </w:pBdr>
+        <w:spacing w:after="60"/>
+        <w:ind w:firstLine="709"/>
+        <w:jc w:val="both"/>
+        <w:rPr>
+          <w:rFonts w:ascii="Times New Roman" w:eastAsia="Arial Unicode MS" w:hAnsi="Times New Roman" w:cs="Arial Unicode MS"/>
+          <w:color w:val="000000"/>
+          <w:u w:color="000000"/>
+          <w:bdr w:val="nil"/>
+          <w:lang w:eastAsia="ru-RU"/>
+          <w14:textOutline w14:w="0" w14:cap="flat" w14:cmpd="sng" w14:algn="ctr">
+            <w14:noFill/>
+            <w14:prstDash w14:val="solid"/>
+            <w14:bevel/>
+          </w14:textOutline>
+        </w:rPr>
+      </w:pPr>
+      <w:r>
+        <w:rPr>
+          <w:rFonts w:ascii="Times New Roman" w:eastAsia="Arial Unicode MS" w:hAnsi="Times New Roman" w:cs="Arial Unicode MS"/>
+          <w:color w:val="000000"/>
+          <w:u w:color="000000"/>
+          <w:bdr w:val="nil"/>
+          <w:lang w:eastAsia="ru-RU"/>
+          <w14:textOutline w14:w="0" w14:cap="flat" w14:cmpd="sng" w14:algn="ctr">
+            <w14:noFill/>
+            <w14:prstDash w14:val="solid"/>
+            <w14:bevel/>
+          </w14:textOutline>
+        </w:rPr>
+        <w:t xml:space="preserve">2.1.14.1. Согласованием содержания, объема, сроков и стоимости дополнительных услуг Стороны признают Задание, размещенное Заказчиком в Платформе (пункт 1.1.1 Договора) и подтвержденное Исполнителем. Оформление отдельного документа в этом случае не требуется.</w:t>
+      </w:r>
+    </w:p>
+    <w:p>
+      <w:pPr>
+        <w:pBdr>
+          <w:top w:val="nil"/>
+          <w:left w:val="nil"/>
+          <w:bottom w:val="nil"/>
+          <w:right w:val="nil"/>
+          <w:between w:val="nil"/>
+          <w:bar w:val="nil"/>
+        </w:pBdr>
+        <w:spacing w:after="60"/>
+        <w:jc w:val="both"/>
+        <w:rPr>
+          <w:rFonts w:ascii="Times New Roman" w:eastAsia="Arial Unicode MS" w:hAnsi="Times New Roman" w:cs="Arial Unicode MS"/>
+          <w:color w:val="000000"/>
+          <w:u w:color="000000"/>
+          <w:bdr w:val="nil"/>
+          <w:lang w:eastAsia="ru-RU"/>
+          <w14:textOutline w14:w="0" w14:cap="flat" w14:cmpd="sng" w14:algn="ctr">
+            <w14:noFill/>
+            <w14:prstDash w14:val="solid"/>
+            <w14:bevel/>
+          </w14:textOutline>
+        </w:rPr>
+      </w:pPr>
+      <w:r>
+        <w:rPr>
+          <w:rFonts w:ascii="Times New Roman" w:eastAsia="Arial Unicode MS" w:hAnsi="Times New Roman" w:cs="Arial Unicode MS"/>
+          <w:color w:val="000000"/>
+          <w:u w:color="000000"/>
+          <w:bdr w:val="nil"/>
+          <w:lang w:eastAsia="ru-RU"/>
+          <w14:textOutline w14:w="0" w14:cap="flat" w14:cmpd="sng" w14:algn="ctr">
+            <w14:noFill/>
+            <w14:prstDash w14:val="solid"/>
+            <w14:bevel/>
+          </w14:textOutline>
+        </w:rPr>
+        <w:t>2.2. Права Исполнителя:</w:t>
+      </w:r>
+    </w:p>
+    <w:p>
+      <w:pPr>
+        <w:pBdr>
+          <w:top w:val="nil"/>
+          <w:left w:val="nil"/>
+          <w:bottom w:val="nil"/>
+          <w:right w:val="nil"/>
+          <w:between w:val="nil"/>
+          <w:bar w:val="nil"/>
+        </w:pBdr>
+        <w:spacing w:after="60"/>
+        <w:ind w:firstLine="709"/>
+        <w:jc w:val="both"/>
+        <w:rPr>
+          <w:rFonts w:ascii="Times New Roman" w:eastAsia="Arial Unicode MS" w:hAnsi="Times New Roman" w:cs="Arial Unicode MS"/>
+          <w:color w:val="000000"/>
+          <w:u w:color="000000"/>
+          <w:bdr w:val="nil"/>
+          <w:lang w:eastAsia="ru-RU"/>
+          <w14:textOutline w14:w="0" w14:cap="flat" w14:cmpd="sng" w14:algn="ctr">
+            <w14:noFill/>
+            <w14:prstDash w14:val="solid"/>
+            <w14:bevel/>
+          </w14:textOutline>
+        </w:rPr>
+      </w:pPr>
+      <w:r>
+        <w:rPr>
+          <w:rFonts w:ascii="Times New Roman" w:eastAsia="Arial Unicode MS" w:hAnsi="Times New Roman" w:cs="Arial Unicode MS"/>
+          <w:color w:val="000000"/>
+          <w:u w:color="000000"/>
+          <w:bdr w:val="nil"/>
+          <w:lang w:eastAsia="ru-RU"/>
+          <w14:textOutline w14:w="0" w14:cap="flat" w14:cmpd="sng" w14:algn="ctr">
+            <w14:noFill/>
+            <w14:prstDash w14:val="solid"/>
+            <w14:bevel/>
+          </w14:textOutline>
+        </w:rPr>
+        <w:lastRenderedPageBreak/>
+        <w:t>2.2.1. В установленные Договором сроки получить вознаграждение за оказанные услуги при условии надлежащего исполнения своих обязательств по Договору и согласованного Сторонами объема услуг.</w:t>
+      </w:r>
+    </w:p>
+    <w:p>
+      <w:pPr>
+        <w:pBdr>
+          <w:top w:val="nil"/>
+          <w:left w:val="nil"/>
+          <w:bottom w:val="nil"/>
+          <w:right w:val="nil"/>
+          <w:between w:val="nil"/>
+          <w:bar w:val="nil"/>
+        </w:pBdr>
+        <w:spacing w:after="60"/>
+        <w:ind w:firstLine="709"/>
+        <w:jc w:val="both"/>
+        <w:rPr>
+          <w:rFonts w:ascii="Times New Roman" w:eastAsia="Arial Unicode MS" w:hAnsi="Times New Roman" w:cs="Arial Unicode MS"/>
+          <w:color w:val="000000"/>
+          <w:u w:color="000000"/>
+          <w:bdr w:val="nil"/>
+          <w:lang w:eastAsia="ru-RU"/>
+          <w14:textOutline w14:w="0" w14:cap="flat" w14:cmpd="sng" w14:algn="ctr">
+            <w14:noFill/>
+            <w14:prstDash w14:val="solid"/>
+            <w14:bevel/>
+          </w14:textOutline>
+        </w:rPr>
+      </w:pPr>
+      <w:r>
+        <w:rPr>
+          <w:rFonts w:ascii="Times New Roman" w:eastAsia="Arial Unicode MS" w:hAnsi="Times New Roman" w:cs="Arial Unicode MS"/>
+          <w:color w:val="000000"/>
+          <w:u w:color="000000"/>
+          <w:bdr w:val="nil"/>
+          <w:lang w:eastAsia="ru-RU"/>
+          <w14:textOutline w14:w="0" w14:cap="flat" w14:cmpd="sng" w14:algn="ctr">
+            <w14:noFill/>
+            <w14:prstDash w14:val="solid"/>
+            <w14:bevel/>
+          </w14:textOutline>
+        </w:rPr>
+        <w:t>2.2.2. Получать от Заказчика информацию, необходимую для исполнения настоящего Договора.</w:t>
+      </w:r>
+    </w:p>
+    <w:p>
+      <w:pPr>
+        <w:pBdr>
+          <w:top w:val="nil"/>
+          <w:left w:val="nil"/>
+          <w:bottom w:val="nil"/>
+          <w:right w:val="nil"/>
+          <w:between w:val="nil"/>
+          <w:bar w:val="nil"/>
+        </w:pBdr>
+        <w:spacing w:after="60"/>
+        <w:ind w:firstLine="709"/>
+        <w:jc w:val="both"/>
+        <w:rPr>
+          <w:rFonts w:ascii="Times New Roman" w:eastAsia="Arial Unicode MS" w:hAnsi="Times New Roman" w:cs="Arial Unicode MS"/>
+          <w:color w:val="000000"/>
+          <w:u w:color="000000"/>
+          <w:bdr w:val="nil"/>
+          <w:lang w:eastAsia="ru-RU"/>
+          <w14:textOutline w14:w="0" w14:cap="flat" w14:cmpd="sng" w14:algn="ctr">
+            <w14:noFill/>
+            <w14:prstDash w14:val="solid"/>
+            <w14:bevel/>
+          </w14:textOutline>
+        </w:rPr>
+      </w:pPr>
       <w:r>
         <w:rPr>
           <w:rFonts w:ascii="Times New Roman" w:eastAsia="Arial Unicode MS" w:hAnsi="Times New Roman" w:cs="Arial Unicode MS"/>
           <w:b/>
           <w:bCs/>
-          <w:color w:val="FF0000"/>
-          <w:u w:color="000000"/>
-          <w:bdr w:val="nil"/>
-          <w:lang w:eastAsia="ru-RU"/>
-          <w14:textOutline w14:w="0" w14:cap="flat" w14:cmpd="sng" w14:algn="ctr">
-            <w14:noFill/>
-            <w14:prstDash w14:val="solid"/>
-            <w14:bevel/>
-          </w14:textOutline>
-        </w:rPr>
-        <w:t xml:space="preserve"> </w:t>
-      </w:r>
+          <w:color w:val="000000"/>
+          <w:u w:color="000000"/>
+          <w:bdr w:val="nil"/>
+          <w:lang w:eastAsia="ru-RU"/>
+          <w14:textOutline w14:w="0" w14:cap="flat" w14:cmpd="sng" w14:algn="ctr">
+            <w14:noFill/>
+            <w14:prstDash w14:val="solid"/>
+            <w14:bevel/>
+          </w14:textOutline>
+        </w:rPr>
+        <w:t>2.2.3. Самостоятельно определять способы оказания услуг, привлекать собственные ресурсы и оказывать аналогичные услуги третьим лицам при условии соблюдения обязательств по конфиденциальности и отсутствия конфликта интересов с Заказчиком.</w:t>
+      </w:r>
+    </w:p>
+    <w:p>
+      <w:pPr>
+        <w:pBdr>
+          <w:top w:val="nil"/>
+          <w:left w:val="nil"/>
+          <w:bottom w:val="nil"/>
+          <w:right w:val="nil"/>
+          <w:between w:val="nil"/>
+          <w:bar w:val="nil"/>
+        </w:pBdr>
+        <w:spacing w:after="60"/>
+        <w:jc w:val="both"/>
+        <w:rPr>
+          <w:rFonts w:ascii="Times New Roman" w:eastAsia="Arial Unicode MS" w:hAnsi="Times New Roman" w:cs="Arial Unicode MS"/>
+          <w:color w:val="000000"/>
+          <w:u w:color="000000"/>
+          <w:bdr w:val="nil"/>
+          <w:lang w:eastAsia="ru-RU"/>
+          <w14:textOutline w14:w="0" w14:cap="flat" w14:cmpd="sng" w14:algn="ctr">
+            <w14:noFill/>
+            <w14:prstDash w14:val="solid"/>
+            <w14:bevel/>
+          </w14:textOutline>
+        </w:rPr>
+      </w:pPr>
+      <w:r>
+        <w:rPr>
+          <w:rFonts w:ascii="Times New Roman" w:eastAsia="Arial Unicode MS" w:hAnsi="Times New Roman" w:cs="Arial Unicode MS"/>
+          <w:color w:val="000000"/>
+          <w:u w:color="000000"/>
+          <w:bdr w:val="nil"/>
+          <w:lang w:eastAsia="ru-RU"/>
+          <w14:textOutline w14:w="0" w14:cap="flat" w14:cmpd="sng" w14:algn="ctr">
+            <w14:noFill/>
+            <w14:prstDash w14:val="solid"/>
+            <w14:bevel/>
+          </w14:textOutline>
+        </w:rPr>
+        <w:t>2.3. Заказчик обязуется:</w:t>
+      </w:r>
+    </w:p>
+    <w:p>
+      <w:pPr>
+        <w:pBdr>
+          <w:top w:val="nil"/>
+          <w:left w:val="nil"/>
+          <w:bottom w:val="nil"/>
+          <w:right w:val="nil"/>
+          <w:between w:val="nil"/>
+          <w:bar w:val="nil"/>
+        </w:pBdr>
+        <w:spacing w:after="60"/>
+        <w:ind w:firstLine="709"/>
+        <w:jc w:val="both"/>
+        <w:rPr>
+          <w:rFonts w:ascii="Times New Roman" w:eastAsia="Arial Unicode MS" w:hAnsi="Times New Roman" w:cs="Arial Unicode MS"/>
+          <w:color w:val="000000"/>
+          <w:u w:color="000000"/>
+          <w:bdr w:val="nil"/>
+          <w:lang w:eastAsia="ru-RU"/>
+          <w14:textOutline w14:w="0" w14:cap="flat" w14:cmpd="sng" w14:algn="ctr">
+            <w14:noFill/>
+            <w14:prstDash w14:val="solid"/>
+            <w14:bevel/>
+          </w14:textOutline>
+        </w:rPr>
+      </w:pPr>
+      <w:r>
+        <w:rPr>
+          <w:rFonts w:ascii="Times New Roman" w:eastAsia="Arial Unicode MS" w:hAnsi="Times New Roman" w:cs="Arial Unicode MS"/>
+          <w:color w:val="000000"/>
+          <w:u w:color="000000"/>
+          <w:bdr w:val="nil"/>
+          <w:lang w:eastAsia="ru-RU"/>
+          <w14:textOutline w14:w="0" w14:cap="flat" w14:cmpd="sng" w14:algn="ctr">
+            <w14:noFill/>
+            <w14:prstDash w14:val="solid"/>
+            <w14:bevel/>
+          </w14:textOutline>
+        </w:rPr>
+        <w:t>2.3.1. По запросам Исполнителя предоставлять ему материалы, документацию, информацию и пояснения, необходимые для надлежащего оказания услуг.</w:t>
+      </w:r>
+    </w:p>
+    <w:p>
+      <w:pPr>
+        <w:pBdr>
+          <w:top w:val="nil"/>
+          <w:left w:val="nil"/>
+          <w:bottom w:val="nil"/>
+          <w:right w:val="nil"/>
+          <w:between w:val="nil"/>
+          <w:bar w:val="nil"/>
+        </w:pBdr>
+        <w:spacing w:after="60"/>
+        <w:ind w:firstLine="709"/>
+        <w:jc w:val="both"/>
+        <w:rPr>
+          <w:rFonts w:ascii="Times New Roman" w:eastAsia="Arial Unicode MS" w:hAnsi="Times New Roman" w:cs="Arial Unicode MS"/>
+          <w:color w:val="000000"/>
+          <w:u w:color="000000"/>
+          <w:bdr w:val="nil"/>
+          <w:lang w:eastAsia="ru-RU"/>
+          <w14:textOutline w14:w="0" w14:cap="flat" w14:cmpd="sng" w14:algn="ctr">
+            <w14:noFill/>
+            <w14:prstDash w14:val="solid"/>
+            <w14:bevel/>
+          </w14:textOutline>
+        </w:rPr>
+      </w:pPr>
+      <w:r>
+        <w:rPr>
+          <w:rFonts w:ascii="Times New Roman" w:eastAsia="Arial Unicode MS" w:hAnsi="Times New Roman" w:cs="Arial Unicode MS"/>
+          <w:color w:val="000000"/>
+          <w:u w:color="000000"/>
+          <w:bdr w:val="nil"/>
+          <w:lang w:eastAsia="ru-RU"/>
+          <w14:textOutline w14:w="0" w14:cap="flat" w14:cmpd="sng" w14:algn="ctr">
+            <w14:noFill/>
+            <w14:prstDash w14:val="solid"/>
+            <w14:bevel/>
+          </w14:textOutline>
+        </w:rPr>
+        <w:t>2.3.2. Своевременно и в полном объеме оплачивать услуги по настоящему Договору.</w:t>
+      </w:r>
+    </w:p>
+    <w:p>
+      <w:pPr>
+        <w:pBdr>
+          <w:top w:val="nil"/>
+          <w:left w:val="nil"/>
+          <w:bottom w:val="nil"/>
+          <w:right w:val="nil"/>
+          <w:between w:val="nil"/>
+          <w:bar w:val="nil"/>
+        </w:pBdr>
+        <w:spacing w:after="60"/>
+        <w:ind w:firstLine="709"/>
+        <w:jc w:val="both"/>
+        <w:rPr>
+          <w:rFonts w:ascii="Times New Roman" w:eastAsia="Arial Unicode MS" w:hAnsi="Times New Roman" w:cs="Arial Unicode MS"/>
+          <w:color w:val="000000"/>
+          <w:u w:color="000000"/>
+          <w:bdr w:val="nil"/>
+          <w:lang w:eastAsia="ru-RU"/>
+          <w14:textOutline w14:w="0" w14:cap="flat" w14:cmpd="sng" w14:algn="ctr">
+            <w14:noFill/>
+            <w14:prstDash w14:val="solid"/>
+            <w14:bevel/>
+          </w14:textOutline>
+        </w:rPr>
+      </w:pPr>
+      <w:r>
+        <w:rPr>
+          <w:rFonts w:ascii="Times New Roman" w:eastAsia="Arial Unicode MS" w:hAnsi="Times New Roman" w:cs="Arial Unicode MS"/>
+          <w:color w:val="000000"/>
+          <w:u w:color="000000"/>
+          <w:bdr w:val="nil"/>
+          <w:lang w:eastAsia="ru-RU"/>
+          <w14:textOutline w14:w="0" w14:cap="flat" w14:cmpd="sng" w14:algn="ctr">
+            <w14:noFill/>
+            <w14:prstDash w14:val="solid"/>
+            <w14:bevel/>
+          </w14:textOutline>
+        </w:rPr>
+        <w:t>2.3.3. Принять оказанные услуги в соответствии с условиями Договора.</w:t>
+      </w:r>
+    </w:p>
+    <w:p>
+      <w:pPr>
+        <w:pBdr>
+          <w:top w:val="nil"/>
+          <w:left w:val="nil"/>
+          <w:bottom w:val="nil"/>
+          <w:right w:val="nil"/>
+          <w:between w:val="nil"/>
+          <w:bar w:val="nil"/>
+        </w:pBdr>
+        <w:spacing w:after="60"/>
+        <w:jc w:val="both"/>
+        <w:rPr>
+          <w:rFonts w:ascii="Times New Roman" w:eastAsia="Arial Unicode MS" w:hAnsi="Times New Roman" w:cs="Arial Unicode MS"/>
+          <w:color w:val="000000"/>
+          <w:u w:color="000000"/>
+          <w:bdr w:val="nil"/>
+          <w:lang w:eastAsia="ru-RU"/>
+          <w14:textOutline w14:w="0" w14:cap="flat" w14:cmpd="sng" w14:algn="ctr">
+            <w14:noFill/>
+            <w14:prstDash w14:val="solid"/>
+            <w14:bevel/>
+          </w14:textOutline>
+        </w:rPr>
+      </w:pPr>
+      <w:r>
+        <w:rPr>
+          <w:rFonts w:ascii="Times New Roman" w:eastAsia="Arial Unicode MS" w:hAnsi="Times New Roman" w:cs="Arial Unicode MS"/>
+          <w:color w:val="000000"/>
+          <w:u w:color="000000"/>
+          <w:bdr w:val="nil"/>
+          <w:lang w:eastAsia="ru-RU"/>
+          <w14:textOutline w14:w="0" w14:cap="flat" w14:cmpd="sng" w14:algn="ctr">
+            <w14:noFill/>
+            <w14:prstDash w14:val="solid"/>
+            <w14:bevel/>
+          </w14:textOutline>
+        </w:rPr>
+        <w:t>2.4. Права Заказчика:</w:t>
+      </w:r>
+    </w:p>
+    <w:p>
+      <w:pPr>
+        <w:pBdr>
+          <w:top w:val="nil"/>
+          <w:left w:val="nil"/>
+          <w:bottom w:val="nil"/>
+          <w:right w:val="nil"/>
+          <w:between w:val="nil"/>
+          <w:bar w:val="nil"/>
+        </w:pBdr>
+        <w:spacing w:after="60"/>
+        <w:ind w:firstLine="709"/>
+        <w:jc w:val="both"/>
+        <w:rPr>
+          <w:rFonts w:ascii="Times New Roman" w:eastAsia="Arial Unicode MS" w:hAnsi="Times New Roman" w:cs="Arial Unicode MS"/>
+          <w:color w:val="000000"/>
+          <w:u w:color="000000"/>
+          <w:bdr w:val="nil"/>
+          <w:lang w:eastAsia="ru-RU"/>
+          <w14:textOutline w14:w="0" w14:cap="flat" w14:cmpd="sng" w14:algn="ctr">
+            <w14:noFill/>
+            <w14:prstDash w14:val="solid"/>
+            <w14:bevel/>
+          </w14:textOutline>
+        </w:rPr>
+      </w:pPr>
       <w:r>
         <w:rPr>
           <w:rFonts w:ascii="Times New Roman" w:eastAsia="Arial Unicode MS" w:hAnsi="Times New Roman" w:cs="Arial Unicode MS"/>
@@ -1761,9 +2205,9 @@
             <w14:bevel/>
           </w14:textOutline>
         </w:rPr>
-        <w:t>,</w:t>
-      </w:r>
-      <w:proofErr w:type="gramEnd"/>
+        <w:t xml:space="preserve">2.4.1. Заказчик вправе проверять объем, сроки, качество и результат оказанных услуг, а также соответствие оказанных </w:t>
+      </w:r>
+      <w:proofErr w:type="gramStart"/>
       <w:r>
         <w:rPr>
           <w:rFonts w:ascii="Times New Roman" w:eastAsia="Arial Unicode MS" w:hAnsi="Times New Roman" w:cs="Arial Unicode MS"/>
@@ -1779,203 +2223,9 @@
             <w14:bevel/>
           </w14:textOutline>
         </w:rPr>
-        <w:t xml:space="preserve"> оказываются только при отдельном письменном согласовании Сторонами их содержания, объема, сроков и стоимости.</w:t>
-      </w:r>
-    </w:p>
-    <w:p>
-      <w:pPr>
-        <w:pBdr>
-          <w:top w:val="nil"/>
-          <w:left w:val="nil"/>
-          <w:bottom w:val="nil"/>
-          <w:right w:val="nil"/>
-          <w:between w:val="nil"/>
-          <w:bar w:val="nil"/>
-        </w:pBdr>
-        <w:spacing w:after="60"/>
-        <w:ind w:firstLine="709"/>
-        <w:jc w:val="both"/>
-        <w:rPr>
-          <w:rFonts w:ascii="Times New Roman" w:eastAsia="Arial Unicode MS" w:hAnsi="Times New Roman" w:cs="Arial Unicode MS"/>
-          <w:color w:val="000000"/>
-          <w:u w:color="000000"/>
-          <w:bdr w:val="nil"/>
-          <w:lang w:eastAsia="ru-RU"/>
-          <w14:textOutline w14:w="0" w14:cap="flat" w14:cmpd="sng" w14:algn="ctr">
-            <w14:noFill/>
-            <w14:prstDash w14:val="solid"/>
-            <w14:bevel/>
-          </w14:textOutline>
-        </w:rPr>
-      </w:pPr>
-      <w:r>
-        <w:rPr>
-          <w:rFonts w:ascii="Times New Roman" w:eastAsia="Arial Unicode MS" w:hAnsi="Times New Roman" w:cs="Arial Unicode MS"/>
-          <w:color w:val="000000"/>
-          <w:u w:color="000000"/>
-          <w:bdr w:val="nil"/>
-          <w:lang w:eastAsia="ru-RU"/>
-          <w14:textOutline w14:w="0" w14:cap="flat" w14:cmpd="sng" w14:algn="ctr">
-            <w14:noFill/>
-            <w14:prstDash w14:val="solid"/>
-            <w14:bevel/>
-          </w14:textOutline>
-        </w:rPr>
-        <w:t xml:space="preserve">2.1.14.1. Согласованием содержания, объема, сроков и стоимости дополнительных услуг Стороны признают Задание, размещенное Заказчиком в Платформе (пункт 1.1.1 Договора) и подтвержденное Исполнителем. Оформление отдельного документа в этом случае не требуется.</w:t>
-      </w:r>
-    </w:p>
-    <w:p>
-      <w:pPr>
-        <w:pBdr>
-          <w:top w:val="nil"/>
-          <w:left w:val="nil"/>
-          <w:bottom w:val="nil"/>
-          <w:right w:val="nil"/>
-          <w:between w:val="nil"/>
-          <w:bar w:val="nil"/>
-        </w:pBdr>
-        <w:spacing w:after="60"/>
-        <w:jc w:val="both"/>
-        <w:rPr>
-          <w:rFonts w:ascii="Times New Roman" w:eastAsia="Arial Unicode MS" w:hAnsi="Times New Roman" w:cs="Arial Unicode MS"/>
-          <w:color w:val="000000"/>
-          <w:u w:color="000000"/>
-          <w:bdr w:val="nil"/>
-          <w:lang w:eastAsia="ru-RU"/>
-          <w14:textOutline w14:w="0" w14:cap="flat" w14:cmpd="sng" w14:algn="ctr">
-            <w14:noFill/>
-            <w14:prstDash w14:val="solid"/>
-            <w14:bevel/>
-          </w14:textOutline>
-        </w:rPr>
-      </w:pPr>
-      <w:r>
-        <w:rPr>
-          <w:rFonts w:ascii="Times New Roman" w:eastAsia="Arial Unicode MS" w:hAnsi="Times New Roman" w:cs="Arial Unicode MS"/>
-          <w:color w:val="000000"/>
-          <w:u w:color="000000"/>
-          <w:bdr w:val="nil"/>
-          <w:lang w:eastAsia="ru-RU"/>
-          <w14:textOutline w14:w="0" w14:cap="flat" w14:cmpd="sng" w14:algn="ctr">
-            <w14:noFill/>
-            <w14:prstDash w14:val="solid"/>
-            <w14:bevel/>
-          </w14:textOutline>
-        </w:rPr>
-        <w:t>2.2. Права Исполнителя:</w:t>
-      </w:r>
-    </w:p>
-    <w:p>
-      <w:pPr>
-        <w:pBdr>
-          <w:top w:val="nil"/>
-          <w:left w:val="nil"/>
-          <w:bottom w:val="nil"/>
-          <w:right w:val="nil"/>
-          <w:between w:val="nil"/>
-          <w:bar w:val="nil"/>
-        </w:pBdr>
-        <w:spacing w:after="60"/>
-        <w:ind w:firstLine="709"/>
-        <w:jc w:val="both"/>
-        <w:rPr>
-          <w:rFonts w:ascii="Times New Roman" w:eastAsia="Arial Unicode MS" w:hAnsi="Times New Roman" w:cs="Arial Unicode MS"/>
-          <w:color w:val="000000"/>
-          <w:u w:color="000000"/>
-          <w:bdr w:val="nil"/>
-          <w:lang w:eastAsia="ru-RU"/>
-          <w14:textOutline w14:w="0" w14:cap="flat" w14:cmpd="sng" w14:algn="ctr">
-            <w14:noFill/>
-            <w14:prstDash w14:val="solid"/>
-            <w14:bevel/>
-          </w14:textOutline>
-        </w:rPr>
-      </w:pPr>
-      <w:r>
-        <w:rPr>
-          <w:rFonts w:ascii="Times New Roman" w:eastAsia="Arial Unicode MS" w:hAnsi="Times New Roman" w:cs="Arial Unicode MS"/>
-          <w:color w:val="000000"/>
-          <w:u w:color="000000"/>
-          <w:bdr w:val="nil"/>
-          <w:lang w:eastAsia="ru-RU"/>
-          <w14:textOutline w14:w="0" w14:cap="flat" w14:cmpd="sng" w14:algn="ctr">
-            <w14:noFill/>
-            <w14:prstDash w14:val="solid"/>
-            <w14:bevel/>
-          </w14:textOutline>
-        </w:rPr>
-        <w:lastRenderedPageBreak/>
-        <w:t>2.2.1. В установленные Договором сроки получить вознаграждение за оказанные услуги при условии надлежащего исполнения своих обязательств по Договору и согласованного Сторонами объема услуг.</w:t>
-      </w:r>
-    </w:p>
-    <w:p>
-      <w:pPr>
-        <w:pBdr>
-          <w:top w:val="nil"/>
-          <w:left w:val="nil"/>
-          <w:bottom w:val="nil"/>
-          <w:right w:val="nil"/>
-          <w:between w:val="nil"/>
-          <w:bar w:val="nil"/>
-        </w:pBdr>
-        <w:spacing w:after="60"/>
-        <w:ind w:firstLine="709"/>
-        <w:jc w:val="both"/>
-        <w:rPr>
-          <w:rFonts w:ascii="Times New Roman" w:eastAsia="Arial Unicode MS" w:hAnsi="Times New Roman" w:cs="Arial Unicode MS"/>
-          <w:color w:val="000000"/>
-          <w:u w:color="000000"/>
-          <w:bdr w:val="nil"/>
-          <w:lang w:eastAsia="ru-RU"/>
-          <w14:textOutline w14:w="0" w14:cap="flat" w14:cmpd="sng" w14:algn="ctr">
-            <w14:noFill/>
-            <w14:prstDash w14:val="solid"/>
-            <w14:bevel/>
-          </w14:textOutline>
-        </w:rPr>
-      </w:pPr>
-      <w:r>
-        <w:rPr>
-          <w:rFonts w:ascii="Times New Roman" w:eastAsia="Arial Unicode MS" w:hAnsi="Times New Roman" w:cs="Arial Unicode MS"/>
-          <w:color w:val="000000"/>
-          <w:u w:color="000000"/>
-          <w:bdr w:val="nil"/>
-          <w:lang w:eastAsia="ru-RU"/>
-          <w14:textOutline w14:w="0" w14:cap="flat" w14:cmpd="sng" w14:algn="ctr">
-            <w14:noFill/>
-            <w14:prstDash w14:val="solid"/>
-            <w14:bevel/>
-          </w14:textOutline>
-        </w:rPr>
-        <w:t>2.2.2. Получать от Заказчика информацию, необходимую для исполнения настоящего Договора.</w:t>
-      </w:r>
-    </w:p>
-    <w:p>
-      <w:pPr>
-        <w:pBdr>
-          <w:top w:val="nil"/>
-          <w:left w:val="nil"/>
-          <w:bottom w:val="nil"/>
-          <w:right w:val="nil"/>
-          <w:between w:val="nil"/>
-          <w:bar w:val="nil"/>
-        </w:pBdr>
-        <w:spacing w:after="60"/>
-        <w:ind w:firstLine="709"/>
-        <w:jc w:val="both"/>
-        <w:rPr>
-          <w:rFonts w:ascii="Times New Roman" w:eastAsia="Arial Unicode MS" w:hAnsi="Times New Roman" w:cs="Arial Unicode MS"/>
-          <w:color w:val="000000"/>
-          <w:u w:color="000000"/>
-          <w:bdr w:val="nil"/>
-          <w:lang w:eastAsia="ru-RU"/>
-          <w14:textOutline w14:w="0" w14:cap="flat" w14:cmpd="sng" w14:algn="ctr">
-            <w14:noFill/>
-            <w14:prstDash w14:val="solid"/>
-            <w14:bevel/>
-          </w14:textOutline>
-        </w:rPr>
-      </w:pPr>
+        <w:t>услуг</w:t>
+      </w:r>
+      <w:proofErr w:type="gramEnd"/>
       <w:r>
         <w:rPr>
           <w:rFonts w:ascii="Times New Roman" w:eastAsia="Arial Unicode MS" w:hAnsi="Times New Roman" w:cs="Arial Unicode MS"/>
@@ -1991,294 +2241,6 @@
             <w14:bevel/>
           </w14:textOutline>
         </w:rPr>
-        <w:t>2.2.3. Самостоятельно определять способы оказания услуг, привлекать собственные ресурсы и оказывать аналогичные услуги третьим лицам при условии соблюдения обязательств по конфиденциальности и отсутствия конфликта интересов с Заказчиком.</w:t>
-      </w:r>
-    </w:p>
-    <w:p>
-      <w:pPr>
-        <w:pBdr>
-          <w:top w:val="nil"/>
-          <w:left w:val="nil"/>
-          <w:bottom w:val="nil"/>
-          <w:right w:val="nil"/>
-          <w:between w:val="nil"/>
-          <w:bar w:val="nil"/>
-        </w:pBdr>
-        <w:spacing w:after="60"/>
-        <w:jc w:val="both"/>
-        <w:rPr>
-          <w:rFonts w:ascii="Times New Roman" w:eastAsia="Arial Unicode MS" w:hAnsi="Times New Roman" w:cs="Arial Unicode MS"/>
-          <w:color w:val="000000"/>
-          <w:u w:color="000000"/>
-          <w:bdr w:val="nil"/>
-          <w:lang w:eastAsia="ru-RU"/>
-          <w14:textOutline w14:w="0" w14:cap="flat" w14:cmpd="sng" w14:algn="ctr">
-            <w14:noFill/>
-            <w14:prstDash w14:val="solid"/>
-            <w14:bevel/>
-          </w14:textOutline>
-        </w:rPr>
-      </w:pPr>
-      <w:r>
-        <w:rPr>
-          <w:rFonts w:ascii="Times New Roman" w:eastAsia="Arial Unicode MS" w:hAnsi="Times New Roman" w:cs="Arial Unicode MS"/>
-          <w:color w:val="000000"/>
-          <w:u w:color="000000"/>
-          <w:bdr w:val="nil"/>
-          <w:lang w:eastAsia="ru-RU"/>
-          <w14:textOutline w14:w="0" w14:cap="flat" w14:cmpd="sng" w14:algn="ctr">
-            <w14:noFill/>
-            <w14:prstDash w14:val="solid"/>
-            <w14:bevel/>
-          </w14:textOutline>
-        </w:rPr>
-        <w:t>2.3. Заказчик обязуется:</w:t>
-      </w:r>
-    </w:p>
-    <w:p>
-      <w:pPr>
-        <w:pBdr>
-          <w:top w:val="nil"/>
-          <w:left w:val="nil"/>
-          <w:bottom w:val="nil"/>
-          <w:right w:val="nil"/>
-          <w:between w:val="nil"/>
-          <w:bar w:val="nil"/>
-        </w:pBdr>
-        <w:spacing w:after="60"/>
-        <w:ind w:firstLine="709"/>
-        <w:jc w:val="both"/>
-        <w:rPr>
-          <w:rFonts w:ascii="Times New Roman" w:eastAsia="Arial Unicode MS" w:hAnsi="Times New Roman" w:cs="Arial Unicode MS"/>
-          <w:color w:val="000000"/>
-          <w:u w:color="000000"/>
-          <w:bdr w:val="nil"/>
-          <w:lang w:eastAsia="ru-RU"/>
-          <w14:textOutline w14:w="0" w14:cap="flat" w14:cmpd="sng" w14:algn="ctr">
-            <w14:noFill/>
-            <w14:prstDash w14:val="solid"/>
-            <w14:bevel/>
-          </w14:textOutline>
-        </w:rPr>
-      </w:pPr>
-      <w:r>
-        <w:rPr>
-          <w:rFonts w:ascii="Times New Roman" w:eastAsia="Arial Unicode MS" w:hAnsi="Times New Roman" w:cs="Arial Unicode MS"/>
-          <w:color w:val="000000"/>
-          <w:u w:color="000000"/>
-          <w:bdr w:val="nil"/>
-          <w:lang w:eastAsia="ru-RU"/>
-          <w14:textOutline w14:w="0" w14:cap="flat" w14:cmpd="sng" w14:algn="ctr">
-            <w14:noFill/>
-            <w14:prstDash w14:val="solid"/>
-            <w14:bevel/>
-          </w14:textOutline>
-        </w:rPr>
-        <w:t>2.3.1. По запросам Исполнителя предоставлять ему материалы, документацию, информацию и пояснения, необходимые для надлежащего оказания услуг.</w:t>
-      </w:r>
-    </w:p>
-    <w:p>
-      <w:pPr>
-        <w:pBdr>
-          <w:top w:val="nil"/>
-          <w:left w:val="nil"/>
-          <w:bottom w:val="nil"/>
-          <w:right w:val="nil"/>
-          <w:between w:val="nil"/>
-          <w:bar w:val="nil"/>
-        </w:pBdr>
-        <w:spacing w:after="60"/>
-        <w:ind w:firstLine="709"/>
-        <w:jc w:val="both"/>
-        <w:rPr>
-          <w:rFonts w:ascii="Times New Roman" w:eastAsia="Arial Unicode MS" w:hAnsi="Times New Roman" w:cs="Arial Unicode MS"/>
-          <w:color w:val="000000"/>
-          <w:u w:color="000000"/>
-          <w:bdr w:val="nil"/>
-          <w:lang w:eastAsia="ru-RU"/>
-          <w14:textOutline w14:w="0" w14:cap="flat" w14:cmpd="sng" w14:algn="ctr">
-            <w14:noFill/>
-            <w14:prstDash w14:val="solid"/>
-            <w14:bevel/>
-          </w14:textOutline>
-        </w:rPr>
-      </w:pPr>
-      <w:r>
-        <w:rPr>
-          <w:rFonts w:ascii="Times New Roman" w:eastAsia="Arial Unicode MS" w:hAnsi="Times New Roman" w:cs="Arial Unicode MS"/>
-          <w:color w:val="000000"/>
-          <w:u w:color="000000"/>
-          <w:bdr w:val="nil"/>
-          <w:lang w:eastAsia="ru-RU"/>
-          <w14:textOutline w14:w="0" w14:cap="flat" w14:cmpd="sng" w14:algn="ctr">
-            <w14:noFill/>
-            <w14:prstDash w14:val="solid"/>
-            <w14:bevel/>
-          </w14:textOutline>
-        </w:rPr>
-        <w:t>2.3.2. Своевременно и в полном объеме оплачивать услуги по настоящему Договору.</w:t>
-      </w:r>
-    </w:p>
-    <w:p>
-      <w:pPr>
-        <w:pBdr>
-          <w:top w:val="nil"/>
-          <w:left w:val="nil"/>
-          <w:bottom w:val="nil"/>
-          <w:right w:val="nil"/>
-          <w:between w:val="nil"/>
-          <w:bar w:val="nil"/>
-        </w:pBdr>
-        <w:spacing w:after="60"/>
-        <w:ind w:firstLine="709"/>
-        <w:jc w:val="both"/>
-        <w:rPr>
-          <w:rFonts w:ascii="Times New Roman" w:eastAsia="Arial Unicode MS" w:hAnsi="Times New Roman" w:cs="Arial Unicode MS"/>
-          <w:color w:val="000000"/>
-          <w:u w:color="000000"/>
-          <w:bdr w:val="nil"/>
-          <w:lang w:eastAsia="ru-RU"/>
-          <w14:textOutline w14:w="0" w14:cap="flat" w14:cmpd="sng" w14:algn="ctr">
-            <w14:noFill/>
-            <w14:prstDash w14:val="solid"/>
-            <w14:bevel/>
-          </w14:textOutline>
-        </w:rPr>
-      </w:pPr>
-      <w:r>
-        <w:rPr>
-          <w:rFonts w:ascii="Times New Roman" w:eastAsia="Arial Unicode MS" w:hAnsi="Times New Roman" w:cs="Arial Unicode MS"/>
-          <w:color w:val="000000"/>
-          <w:u w:color="000000"/>
-          <w:bdr w:val="nil"/>
-          <w:lang w:eastAsia="ru-RU"/>
-          <w14:textOutline w14:w="0" w14:cap="flat" w14:cmpd="sng" w14:algn="ctr">
-            <w14:noFill/>
-            <w14:prstDash w14:val="solid"/>
-            <w14:bevel/>
-          </w14:textOutline>
-        </w:rPr>
-        <w:t>2.3.3. Принять оказанные услуги в соответствии с условиями Договора.</w:t>
-      </w:r>
-    </w:p>
-    <w:p>
-      <w:pPr>
-        <w:pBdr>
-          <w:top w:val="nil"/>
-          <w:left w:val="nil"/>
-          <w:bottom w:val="nil"/>
-          <w:right w:val="nil"/>
-          <w:between w:val="nil"/>
-          <w:bar w:val="nil"/>
-        </w:pBdr>
-        <w:spacing w:after="60"/>
-        <w:jc w:val="both"/>
-        <w:rPr>
-          <w:rFonts w:ascii="Times New Roman" w:eastAsia="Arial Unicode MS" w:hAnsi="Times New Roman" w:cs="Arial Unicode MS"/>
-          <w:color w:val="000000"/>
-          <w:u w:color="000000"/>
-          <w:bdr w:val="nil"/>
-          <w:lang w:eastAsia="ru-RU"/>
-          <w14:textOutline w14:w="0" w14:cap="flat" w14:cmpd="sng" w14:algn="ctr">
-            <w14:noFill/>
-            <w14:prstDash w14:val="solid"/>
-            <w14:bevel/>
-          </w14:textOutline>
-        </w:rPr>
-      </w:pPr>
-      <w:r>
-        <w:rPr>
-          <w:rFonts w:ascii="Times New Roman" w:eastAsia="Arial Unicode MS" w:hAnsi="Times New Roman" w:cs="Arial Unicode MS"/>
-          <w:color w:val="000000"/>
-          <w:u w:color="000000"/>
-          <w:bdr w:val="nil"/>
-          <w:lang w:eastAsia="ru-RU"/>
-          <w14:textOutline w14:w="0" w14:cap="flat" w14:cmpd="sng" w14:algn="ctr">
-            <w14:noFill/>
-            <w14:prstDash w14:val="solid"/>
-            <w14:bevel/>
-          </w14:textOutline>
-        </w:rPr>
-        <w:t>2.4. Права Заказчика:</w:t>
-      </w:r>
-    </w:p>
-    <w:p>
-      <w:pPr>
-        <w:pBdr>
-          <w:top w:val="nil"/>
-          <w:left w:val="nil"/>
-          <w:bottom w:val="nil"/>
-          <w:right w:val="nil"/>
-          <w:between w:val="nil"/>
-          <w:bar w:val="nil"/>
-        </w:pBdr>
-        <w:spacing w:after="60"/>
-        <w:ind w:firstLine="709"/>
-        <w:jc w:val="both"/>
-        <w:rPr>
-          <w:rFonts w:ascii="Times New Roman" w:eastAsia="Arial Unicode MS" w:hAnsi="Times New Roman" w:cs="Arial Unicode MS"/>
-          <w:color w:val="000000"/>
-          <w:u w:color="000000"/>
-          <w:bdr w:val="nil"/>
-          <w:lang w:eastAsia="ru-RU"/>
-          <w14:textOutline w14:w="0" w14:cap="flat" w14:cmpd="sng" w14:algn="ctr">
-            <w14:noFill/>
-            <w14:prstDash w14:val="solid"/>
-            <w14:bevel/>
-          </w14:textOutline>
-        </w:rPr>
-      </w:pPr>
-      <w:r>
-        <w:rPr>
-          <w:rFonts w:ascii="Times New Roman" w:eastAsia="Arial Unicode MS" w:hAnsi="Times New Roman" w:cs="Arial Unicode MS"/>
-          <w:b/>
-          <w:bCs/>
-          <w:color w:val="000000"/>
-          <w:u w:color="000000"/>
-          <w:bdr w:val="nil"/>
-          <w:lang w:eastAsia="ru-RU"/>
-          <w14:textOutline w14:w="0" w14:cap="flat" w14:cmpd="sng" w14:algn="ctr">
-            <w14:noFill/>
-            <w14:prstDash w14:val="solid"/>
-            <w14:bevel/>
-          </w14:textOutline>
-        </w:rPr>
-        <w:t xml:space="preserve">2.4.1. Заказчик вправе проверять объем, сроки, качество и результат оказанных услуг, а также соответствие оказанных </w:t>
-      </w:r>
-      <w:proofErr w:type="gramStart"/>
-      <w:r>
-        <w:rPr>
-          <w:rFonts w:ascii="Times New Roman" w:eastAsia="Arial Unicode MS" w:hAnsi="Times New Roman" w:cs="Arial Unicode MS"/>
-          <w:b/>
-          <w:bCs/>
-          <w:color w:val="000000"/>
-          <w:u w:color="000000"/>
-          <w:bdr w:val="nil"/>
-          <w:lang w:eastAsia="ru-RU"/>
-          <w14:textOutline w14:w="0" w14:cap="flat" w14:cmpd="sng" w14:algn="ctr">
-            <w14:noFill/>
-            <w14:prstDash w14:val="solid"/>
-            <w14:bevel/>
-          </w14:textOutline>
-        </w:rPr>
-        <w:t>услуг</w:t>
-      </w:r>
-      <w:proofErr w:type="gramEnd"/>
-      <w:r>
-        <w:rPr>
-          <w:rFonts w:ascii="Times New Roman" w:eastAsia="Arial Unicode MS" w:hAnsi="Times New Roman" w:cs="Arial Unicode MS"/>
-          <w:b/>
-          <w:bCs/>
-          <w:color w:val="000000"/>
-          <w:u w:color="000000"/>
-          <w:bdr w:val="nil"/>
-          <w:lang w:eastAsia="ru-RU"/>
-          <w14:textOutline w14:w="0" w14:cap="flat" w14:cmpd="sng" w14:algn="ctr">
-            <w14:noFill/>
-            <w14:prstDash w14:val="solid"/>
-            <w14:bevel/>
-          </w14:textOutline>
-        </w:rPr>
         <w:t xml:space="preserve"> условиям настоящего Договора, не вмешиваясь в способы, порядок, время и организацию деятельности Исполнителя.</w:t>
       </w:r>
     </w:p>
@@ -2364,6 +2326,132 @@
           </w14:textOutline>
         </w:rPr>
         <w:t>2.4.3. По окончании оказания услуг использовать их результаты в полном объеме без ограничения территории, в любой форме, любыми способами и для любых целей, не противоречащих действующему законодательству Российской Федерации, без согласия и одобрения Исполнителя, без права Исполнителя на получение за это дополнительного вознаграждения, если иное прямо не установлено законом.</w:t>
+      </w:r>
+    </w:p>
+    <w:p>
+      <w:pPr>
+        <w:pBdr>
+          <w:top w:val="nil"/>
+          <w:left w:val="nil"/>
+          <w:bottom w:val="nil"/>
+          <w:right w:val="nil"/>
+          <w:between w:val="nil"/>
+          <w:bar w:val="nil"/>
+        </w:pBdr>
+        <w:spacing w:after="60"/>
+        <w:ind w:firstLine="709"/>
+        <w:jc w:val="both"/>
+        <w:rPr>
+          <w:rFonts w:ascii="Times New Roman" w:eastAsia="Arial Unicode MS" w:hAnsi="Times New Roman" w:cs="Arial Unicode MS"/>
+          <w:color w:val="000000"/>
+          <w:u w:color="000000"/>
+          <w:bdr w:val="nil"/>
+          <w:lang w:eastAsia="ru-RU"/>
+          <w14:textOutline w14:w="0" w14:cap="flat" w14:cmpd="sng" w14:algn="ctr">
+            <w14:noFill/>
+            <w14:prstDash w14:val="solid"/>
+            <w14:bevel/>
+          </w14:textOutline>
+        </w:rPr>
+      </w:pPr>
+      <w:r>
+        <w:rPr>
+          <w:rFonts w:ascii="Times New Roman" w:eastAsia="Arial Unicode MS" w:hAnsi="Times New Roman" w:cs="Arial Unicode MS"/>
+          <w:color w:val="000000"/>
+          <w:u w:color="000000"/>
+          <w:bdr w:val="nil"/>
+          <w:lang w:eastAsia="ru-RU"/>
+          <w14:textOutline w14:w="0" w14:cap="flat" w14:cmpd="sng" w14:algn="ctr">
+            <w14:noFill/>
+            <w14:prstDash w14:val="solid"/>
+            <w14:bevel/>
+          </w14:textOutline>
+        </w:rPr>
+        <w:t xml:space="preserve">2.4.3.1. Исключительное право на результаты интеллектуальной деятельности, созданные Исполнителем при оказании услуг по Заданию (в том числе тексты, изображения, фотографии, видео- и аудиоматериалы, монтаж, дизайн-макеты, презентации, методические и рекламные материалы), переходит к Заказчику в полном объеме с момента подписания Сторонами Акта приема-передачи оказанных услуг по соответствующему Заданию — без ограничения территории и срока, для использования любыми способами, предусмотренными статьей 1270 Гражданского кодекса Российской Федерации.</w:t>
+      </w:r>
+    </w:p>
+    <w:p>
+      <w:pPr>
+        <w:pBdr>
+          <w:top w:val="nil"/>
+          <w:left w:val="nil"/>
+          <w:bottom w:val="nil"/>
+          <w:right w:val="nil"/>
+          <w:between w:val="nil"/>
+          <w:bar w:val="nil"/>
+        </w:pBdr>
+        <w:spacing w:after="60"/>
+        <w:ind w:firstLine="709"/>
+        <w:jc w:val="both"/>
+        <w:rPr>
+          <w:rFonts w:ascii="Times New Roman" w:eastAsia="Arial Unicode MS" w:hAnsi="Times New Roman" w:cs="Arial Unicode MS"/>
+          <w:color w:val="000000"/>
+          <w:u w:color="000000"/>
+          <w:bdr w:val="nil"/>
+          <w:lang w:eastAsia="ru-RU"/>
+          <w14:textOutline w14:w="0" w14:cap="flat" w14:cmpd="sng" w14:algn="ctr">
+            <w14:noFill/>
+            <w14:prstDash w14:val="solid"/>
+            <w14:bevel/>
+          </w14:textOutline>
+        </w:rPr>
+      </w:pPr>
+      <w:r>
+        <w:rPr>
+          <w:rFonts w:ascii="Times New Roman" w:eastAsia="Arial Unicode MS" w:hAnsi="Times New Roman" w:cs="Arial Unicode MS"/>
+          <w:color w:val="000000"/>
+          <w:u w:color="000000"/>
+          <w:bdr w:val="nil"/>
+          <w:lang w:eastAsia="ru-RU"/>
+          <w14:textOutline w14:w="0" w14:cap="flat" w14:cmpd="sng" w14:algn="ctr">
+            <w14:noFill/>
+            <w14:prstDash w14:val="solid"/>
+            <w14:bevel/>
+          </w14:textOutline>
+        </w:rPr>
+        <w:t xml:space="preserve">2.4.3.2. Вознаграждение за отчуждение исключительного права включено в стоимость услуг по соответствующему Заданию; дополнительное вознаграждение за это не выплачивается. Исполнитель дает согласие на использование созданных результатов без указания своего имени, а также на их переработку, сокращение и дополнение.</w:t>
+      </w:r>
+    </w:p>
+    <w:p>
+      <w:pPr>
+        <w:pBdr>
+          <w:top w:val="nil"/>
+          <w:left w:val="nil"/>
+          <w:bottom w:val="nil"/>
+          <w:right w:val="nil"/>
+          <w:between w:val="nil"/>
+          <w:bar w:val="nil"/>
+        </w:pBdr>
+        <w:spacing w:after="60"/>
+        <w:ind w:firstLine="709"/>
+        <w:jc w:val="both"/>
+        <w:rPr>
+          <w:rFonts w:ascii="Times New Roman" w:eastAsia="Arial Unicode MS" w:hAnsi="Times New Roman" w:cs="Arial Unicode MS"/>
+          <w:color w:val="000000"/>
+          <w:u w:color="000000"/>
+          <w:bdr w:val="nil"/>
+          <w:lang w:eastAsia="ru-RU"/>
+          <w14:textOutline w14:w="0" w14:cap="flat" w14:cmpd="sng" w14:algn="ctr">
+            <w14:noFill/>
+            <w14:prstDash w14:val="solid"/>
+            <w14:bevel/>
+          </w14:textOutline>
+        </w:rPr>
+      </w:pPr>
+      <w:r>
+        <w:rPr>
+          <w:rFonts w:ascii="Times New Roman" w:eastAsia="Arial Unicode MS" w:hAnsi="Times New Roman" w:cs="Arial Unicode MS"/>
+          <w:color w:val="000000"/>
+          <w:u w:color="000000"/>
+          <w:bdr w:val="nil"/>
+          <w:lang w:eastAsia="ru-RU"/>
+          <w14:textOutline w14:w="0" w14:cap="flat" w14:cmpd="sng" w14:algn="ctr">
+            <w14:noFill/>
+            <w14:prstDash w14:val="solid"/>
+            <w14:bevel/>
+          </w14:textOutline>
+        </w:rPr>
+        <w:t xml:space="preserve">2.4.3.3. Исполнитель гарантирует, что созданные им результаты не нарушают прав третьих лиц, а при использовании в них чужих материалов (в том числе музыки, шрифтов, изображений, видеофрагментов) — что он правомерно приобрел права, достаточные для использования Заказчиком на условиях пункта 2.4.3.1. Претензии третьих лиц, связанные с такими материалами, Исполнитель урегулирует самостоятельно и за свой счет.</w:t>
       </w:r>
     </w:p>
     <w:p>
@@ -2545,7 +2633,7 @@
             <w14:bevel/>
           </w14:textOutline>
         </w:rPr>
-        <w:t xml:space="preserve">3.3. Основанием расчетов является принятое Заказчиком Задание. Исполнитель составляет Акт приема-передачи оказанных услуг по каждому принятому Заданию либо по группе принятых Заданий с указанием перечня, объема и стоимости принятых результатов и направляет его Заказчику через Платформу либо на адрес электронной почты Заказчика, указанный в настоящем Договоре. Оплата производится за фактически оказанные и принятые услуги, а не за нахождение Исполнителя в распоряжении Заказчика.</w:t>
+        <w:t xml:space="preserve">3.3. Основанием расчетов является принятое Заказчиком Задание. По каждому принятому Заданию Платформа формирует Акт приема-передачи оказанных услуг с указанием наименования услуги, объема, стоимости за единицу, итоговой суммы и реквизитов Сторон на дату формирования. Акт подписывается обеими Сторонами в Платформе простой электронной подписью (пункты 8.5.1-8.5.4 Договора) и с момента подписания обеими Сторонами признается подтверждением приемки услуг. Оплата производится за фактически оказанные и принятые услуги, а не за нахождение Исполнителя в распоряжении Заказчика.</w:t>
       </w:r>
     </w:p>
     <w:p>
@@ -2588,6 +2676,48 @@
           </w14:textOutline>
         </w:rPr>
         <w:t xml:space="preserve">3.3.1. Если фактический объем оказанных услуг отличается от указанного в Задании, Стороны до подписания Акта фиксируют фактический объем и соответствующую ему стоимость с указанием причины изменения. В Акт включается фактическая стоимость. После оплаты стоимость по Заданию изменению не подлежит.</w:t>
+      </w:r>
+    </w:p>
+    <w:p>
+      <w:pPr>
+        <w:pBdr>
+          <w:top w:val="nil"/>
+          <w:left w:val="nil"/>
+          <w:bottom w:val="nil"/>
+          <w:right w:val="nil"/>
+          <w:between w:val="nil"/>
+          <w:bar w:val="nil"/>
+        </w:pBdr>
+        <w:spacing w:after="60"/>
+        <w:ind w:firstLine="709"/>
+        <w:jc w:val="both"/>
+        <w:rPr>
+          <w:rFonts w:ascii="Times New Roman" w:eastAsia="Arial Unicode MS" w:hAnsi="Times New Roman" w:cs="Arial Unicode MS"/>
+          <w:color w:val="000000"/>
+          <w:u w:color="000000"/>
+          <w:bdr w:val="nil"/>
+          <w:lang w:eastAsia="ru-RU"/>
+          <w14:textOutline w14:w="0" w14:cap="flat" w14:cmpd="sng" w14:algn="ctr">
+            <w14:noFill/>
+            <w14:prstDash w14:val="solid"/>
+            <w14:bevel/>
+          </w14:textOutline>
+        </w:rPr>
+      </w:pPr>
+      <w:r>
+        <w:rPr>
+          <w:rFonts w:ascii="Times New Roman" w:eastAsia="Arial Unicode MS" w:hAnsi="Times New Roman" w:cs="Arial Unicode MS"/>
+          <w:color w:val="000000"/>
+          <w:u w:color="000000"/>
+          <w:bdr w:val="nil"/>
+          <w:lang w:eastAsia="ru-RU"/>
+          <w14:textOutline w14:w="0" w14:cap="flat" w14:cmpd="sng" w14:algn="ctr">
+            <w14:noFill/>
+            <w14:prstDash w14:val="solid"/>
+            <w14:bevel/>
+          </w14:textOutline>
+        </w:rPr>
+        <w:t xml:space="preserve">3.3.2. Изменение стоимости по Заданию после подписания Акта аннулирует такой Акт с указанием причины; Стороны подписывают новый Акт на фактическую стоимость. Оплаченный Акт аннулированию не подлежит.</w:t>
       </w:r>
     </w:p>
     <w:p>
@@ -4260,7 +4390,7 @@
             <w14:bevel/>
           </w14:textOutline>
         </w:rPr>
-        <w:t>8.1. Настоящий Договор вступает в силу с момента его подписания Сторонами и действует в течение 3 (трех) календарных месяцев.</w:t>
+        <w:t xml:space="preserve">8.1. Настоящий Договор вступает в силу с момента его подписания Сторонами и действует до полного исполнения Сторонами обязательств. Срок действия Договора календарным периодом не ограничен. Договор сам по себе не обязывает Заказчика выдавать Задания, а Исполнителя — принимать их: обязательства Сторон возникают из принятого Исполнителем Задания.</w:t>
       </w:r>
     </w:p>
     <w:p>
@@ -4292,7 +4422,6 @@
       <w:r>
         <w:rPr>
           <w:rFonts w:ascii="Times New Roman" w:eastAsia="Arial Unicode MS" w:hAnsi="Times New Roman" w:cs="Arial Unicode MS"/>
-          <w:bCs/>
           <w:color w:val="0000FF"/>
           <w:u w:color="000000"/>
           <w:bdr w:val="nil"/>
@@ -4303,73 +4432,7 @@
             <w14:bevel/>
           </w14:textOutline>
         </w:rPr>
-        <w:t xml:space="preserve">8.2. </w:t>
-      </w:r>
-      <w:r>
-        <w:rPr>
-          <w:rFonts w:ascii="Times New Roman" w:eastAsia="Arial Unicode MS" w:hAnsi="Times New Roman" w:cs="Arial Unicode MS"/>
-          <w:bCs/>
-          <w:color w:val="0000FF"/>
-          <w:u w:color="000000"/>
-          <w:bdr w:val="nil"/>
-          <w:lang w:eastAsia="ru-RU"/>
-          <w14:textOutline w14:w="0" w14:cap="flat" w14:cmpd="sng" w14:algn="ctr">
-            <w14:noFill/>
-            <w14:prstDash w14:val="solid"/>
-            <w14:bevel/>
-          </w14:textOutline>
-        </w:rPr>
-        <w:t>Если ни одна из Сторон не заявит о своем желании расторгнуть настоящий Договор не позднее, чем за 14 (четырнадцать) календарных дней до даты окончания его срока действия, указанной в п. 8.1, Договор считается автоматически пролонгированным (продленным) на каждый последующий 3 (трех</w:t>
-      </w:r>
-      <w:proofErr w:type="gramStart"/>
-      <w:r>
-        <w:rPr>
-          <w:rFonts w:ascii="Times New Roman" w:eastAsia="Arial Unicode MS" w:hAnsi="Times New Roman" w:cs="Arial Unicode MS"/>
-          <w:bCs/>
-          <w:color w:val="0000FF"/>
-          <w:u w:color="000000"/>
-          <w:bdr w:val="nil"/>
-          <w:lang w:eastAsia="ru-RU"/>
-          <w14:textOutline w14:w="0" w14:cap="flat" w14:cmpd="sng" w14:algn="ctr">
-            <w14:noFill/>
-            <w14:prstDash w14:val="solid"/>
-            <w14:bevel/>
-          </w14:textOutline>
-        </w:rPr>
-        <w:t>)м</w:t>
-      </w:r>
-      <w:proofErr w:type="gramEnd"/>
-      <w:r>
-        <w:rPr>
-          <w:rFonts w:ascii="Times New Roman" w:eastAsia="Arial Unicode MS" w:hAnsi="Times New Roman" w:cs="Arial Unicode MS"/>
-          <w:bCs/>
-          <w:color w:val="0000FF"/>
-          <w:u w:color="000000"/>
-          <w:bdr w:val="nil"/>
-          <w:lang w:eastAsia="ru-RU"/>
-          <w14:textOutline w14:w="0" w14:cap="flat" w14:cmpd="sng" w14:algn="ctr">
-            <w14:noFill/>
-            <w14:prstDash w14:val="solid"/>
-            <w14:bevel/>
-          </w14:textOutline>
-        </w:rPr>
-        <w:t>есячный период на тех же условиях</w:t>
-      </w:r>
-      <w:r>
-        <w:rPr>
-          <w:rFonts w:ascii="Times New Roman" w:eastAsia="Arial Unicode MS" w:hAnsi="Times New Roman" w:cs="Arial Unicode MS"/>
-          <w:bCs/>
-          <w:color w:val="0000FF"/>
-          <w:u w:color="000000"/>
-          <w:bdr w:val="nil"/>
-          <w:lang w:eastAsia="ru-RU"/>
-          <w14:textOutline w14:w="0" w14:cap="flat" w14:cmpd="sng" w14:algn="ctr">
-            <w14:noFill/>
-            <w14:prstDash w14:val="solid"/>
-            <w14:bevel/>
-          </w14:textOutline>
-        </w:rPr>
-        <w:t>.</w:t>
+        <w:t xml:space="preserve">8.2. Каждая из Сторон вправе в любое время отказаться от исполнения Договора, письменно уведомив другую Сторону не позднее чем за 14 (четырнадцать) календарных дней. Задания, принятые Исполнителем до получения уведомления, доводятся до завершения, принимаются и оплачиваются в порядке, предусмотренном Договором. Прекращение Договора не освобождает Заказчика от оплаты принятых результатов, а Исполнителя — от обязательств, предусмотренных разделом 4 Договора.</w:t>
       </w:r>
     </w:p>
     <w:p>
@@ -5848,7 +5911,7 @@
           <w:rFonts w:ascii="Times New Roman" w:hAnsi="Times New Roman" w:cs="Times New Roman"/>
           <w:color w:val="FF0000"/>
         </w:rPr>
-        <w:t xml:space="preserve">1.9. А также иные действия, входящие в состав указанных услуг, перечень которых размещен Заказчиком в сети Интернет по адресу: https://www.notion.so/KPI-2025-2bb3a682e805805eb97cf42d89f5c6ea (далее — «Ссылка»). Размещенный по Ссылке перечень является неотъемлемой частью настоящего Договора. К такому перечню применяется порядок, предусмотренный пунктами 3.2-3.7 настоящего Приложения.</w:t>
+        <w:t xml:space="preserve">1.9. А также иные действия, входящие в состав указанных услуг, перечень которых размещен Заказчиком в сети Интернет по адресу: [ссылка на перечень услуг по должности Исполнителя] (далее — «Ссылка»). Размещенный по Ссылке перечень является неотъемлемой частью настоящего Договора. К такому перечню применяется порядок, предусмотренный пунктами 3.2-3.7 настоящего Приложения.</w:t>
       </w:r>
     </w:p>
     <w:p>
